--- a/bo_tro/web/ĐỒ ÁN LỚP WEB CĂN BẢN.docx
+++ b/bo_tro/web/ĐỒ ÁN LỚP WEB CĂN BẢN.docx
@@ -33,39 +33,24 @@
     <w:p>
       <w:pPr>
         <w:pStyle w:val="ListParagraph"/>
-        <w:numPr>
-          <w:ilvl w:val="0"/>
-          <w:numId w:val="2"/>
-        </w:numPr>
-        <w:rPr>
-          <w:rFonts w:ascii="Roboto" w:hAnsi="Roboto"/>
-          <w:sz w:val="28"/>
-          <w:szCs w:val="28"/>
-        </w:rPr>
-      </w:pPr>
-      <w:r>
-        <w:rPr>
-          <w:rFonts w:ascii="Roboto" w:hAnsi="Roboto"/>
-          <w:sz w:val="28"/>
-          <w:szCs w:val="28"/>
-        </w:rPr>
-        <w:t xml:space="preserve">Tạo trang </w:t>
-      </w:r>
-      <w:r>
-        <w:rPr>
-          <w:rFonts w:ascii="Roboto" w:hAnsi="Roboto"/>
-          <w:sz w:val="28"/>
-          <w:szCs w:val="28"/>
-        </w:rPr>
-        <w:t>portfolio</w:t>
-      </w:r>
-      <w:r>
-        <w:rPr>
-          <w:rFonts w:ascii="Roboto" w:hAnsi="Roboto"/>
-          <w:sz w:val="28"/>
-          <w:szCs w:val="28"/>
-        </w:rPr>
-        <w:t xml:space="preserve"> cho riêng mình</w:t>
+        <w:rPr>
+          <w:rFonts w:ascii="Roboto" w:hAnsi="Roboto"/>
+          <w:b/>
+          <w:bCs/>
+          <w:sz w:val="28"/>
+          <w:szCs w:val="28"/>
+        </w:rPr>
+      </w:pPr>
+      <w:r>
+        <w:rPr>
+          <w:rFonts w:ascii="Roboto" w:hAnsi="Roboto"/>
+          <w:b/>
+          <w:bCs/>
+          <w:sz w:val="28"/>
+          <w:szCs w:val="28"/>
+          <w:highlight w:val="yellow"/>
+        </w:rPr>
+        <w:t>ĐỀ BÀI</w:t>
       </w:r>
     </w:p>
     <w:p>
@@ -75,36 +60,95 @@
           <w:ilvl w:val="0"/>
           <w:numId w:val="2"/>
         </w:numPr>
-        <w:rPr>
-          <w:rFonts w:ascii="Roboto" w:hAnsi="Roboto"/>
-          <w:sz w:val="28"/>
-          <w:szCs w:val="28"/>
-        </w:rPr>
-      </w:pPr>
-      <w:r>
-        <w:rPr>
-          <w:rFonts w:ascii="Roboto" w:hAnsi="Roboto"/>
-          <w:sz w:val="28"/>
-          <w:szCs w:val="28"/>
-        </w:rPr>
-        <w:t>P</w:t>
-      </w:r>
-      <w:r>
-        <w:rPr>
-          <w:rFonts w:ascii="Roboto" w:hAnsi="Roboto"/>
-          <w:sz w:val="28"/>
-          <w:szCs w:val="28"/>
-        </w:rPr>
-        <w:t>ortfolio</w:t>
-      </w:r>
-      <w:r>
-        <w:rPr>
-          <w:rFonts w:ascii="Roboto" w:hAnsi="Roboto"/>
-          <w:sz w:val="28"/>
-          <w:szCs w:val="28"/>
-        </w:rPr>
-        <w:t xml:space="preserve"> có thể làm dạng landing page hoặc multi page</w:t>
-      </w:r>
+        <w:ind w:left="1080"/>
+        <w:rPr>
+          <w:rFonts w:ascii="Roboto" w:hAnsi="Roboto"/>
+          <w:sz w:val="28"/>
+          <w:szCs w:val="28"/>
+        </w:rPr>
+      </w:pPr>
+      <w:proofErr w:type="spellStart"/>
+      <w:r>
+        <w:rPr>
+          <w:rFonts w:ascii="Roboto" w:hAnsi="Roboto"/>
+          <w:sz w:val="28"/>
+          <w:szCs w:val="28"/>
+        </w:rPr>
+        <w:t>Tạo</w:t>
+      </w:r>
+      <w:proofErr w:type="spellEnd"/>
+      <w:r>
+        <w:rPr>
+          <w:rFonts w:ascii="Roboto" w:hAnsi="Roboto"/>
+          <w:sz w:val="28"/>
+          <w:szCs w:val="28"/>
+        </w:rPr>
+        <w:t xml:space="preserve"> </w:t>
+      </w:r>
+      <w:proofErr w:type="spellStart"/>
+      <w:r>
+        <w:rPr>
+          <w:rFonts w:ascii="Roboto" w:hAnsi="Roboto"/>
+          <w:sz w:val="28"/>
+          <w:szCs w:val="28"/>
+        </w:rPr>
+        <w:t>trang</w:t>
+      </w:r>
+      <w:proofErr w:type="spellEnd"/>
+      <w:r>
+        <w:rPr>
+          <w:rFonts w:ascii="Roboto" w:hAnsi="Roboto"/>
+          <w:sz w:val="28"/>
+          <w:szCs w:val="28"/>
+        </w:rPr>
+        <w:t xml:space="preserve"> portfolio </w:t>
+      </w:r>
+      <w:proofErr w:type="spellStart"/>
+      <w:r>
+        <w:rPr>
+          <w:rFonts w:ascii="Roboto" w:hAnsi="Roboto"/>
+          <w:sz w:val="28"/>
+          <w:szCs w:val="28"/>
+        </w:rPr>
+        <w:t>cho</w:t>
+      </w:r>
+      <w:proofErr w:type="spellEnd"/>
+      <w:r>
+        <w:rPr>
+          <w:rFonts w:ascii="Roboto" w:hAnsi="Roboto"/>
+          <w:sz w:val="28"/>
+          <w:szCs w:val="28"/>
+        </w:rPr>
+        <w:t xml:space="preserve"> </w:t>
+      </w:r>
+      <w:proofErr w:type="spellStart"/>
+      <w:r>
+        <w:rPr>
+          <w:rFonts w:ascii="Roboto" w:hAnsi="Roboto"/>
+          <w:sz w:val="28"/>
+          <w:szCs w:val="28"/>
+        </w:rPr>
+        <w:t>riêng</w:t>
+      </w:r>
+      <w:proofErr w:type="spellEnd"/>
+      <w:r>
+        <w:rPr>
+          <w:rFonts w:ascii="Roboto" w:hAnsi="Roboto"/>
+          <w:sz w:val="28"/>
+          <w:szCs w:val="28"/>
+        </w:rPr>
+        <w:t xml:space="preserve"> </w:t>
+      </w:r>
+      <w:proofErr w:type="spellStart"/>
+      <w:r>
+        <w:rPr>
+          <w:rFonts w:ascii="Roboto" w:hAnsi="Roboto"/>
+          <w:sz w:val="28"/>
+          <w:szCs w:val="28"/>
+        </w:rPr>
+        <w:t>mình</w:t>
+      </w:r>
+      <w:proofErr w:type="spellEnd"/>
     </w:p>
     <w:p>
       <w:pPr>
@@ -113,24 +157,293 @@
           <w:ilvl w:val="0"/>
           <w:numId w:val="2"/>
         </w:numPr>
-        <w:rPr>
-          <w:rFonts w:ascii="Roboto" w:hAnsi="Roboto"/>
-          <w:sz w:val="28"/>
-          <w:szCs w:val="28"/>
-        </w:rPr>
-      </w:pPr>
-      <w:r>
-        <w:rPr>
-          <w:rFonts w:ascii="Roboto" w:hAnsi="Roboto"/>
-          <w:sz w:val="28"/>
-          <w:szCs w:val="28"/>
-        </w:rPr>
-        <w:t>Bao gồm các section :</w:t>
+        <w:ind w:left="1080"/>
+        <w:rPr>
+          <w:rFonts w:ascii="Roboto" w:hAnsi="Roboto"/>
+          <w:sz w:val="28"/>
+          <w:szCs w:val="28"/>
+        </w:rPr>
+      </w:pPr>
+      <w:r>
+        <w:rPr>
+          <w:rFonts w:ascii="Roboto" w:hAnsi="Roboto"/>
+          <w:sz w:val="28"/>
+          <w:szCs w:val="28"/>
+        </w:rPr>
+        <w:t>Portfolio</w:t>
+      </w:r>
+      <w:r>
+        <w:rPr>
+          <w:rFonts w:ascii="Roboto" w:hAnsi="Roboto"/>
+          <w:sz w:val="28"/>
+          <w:szCs w:val="28"/>
+        </w:rPr>
+        <w:t xml:space="preserve"> </w:t>
+      </w:r>
+      <w:proofErr w:type="spellStart"/>
+      <w:r>
+        <w:rPr>
+          <w:rFonts w:ascii="Roboto" w:hAnsi="Roboto"/>
+          <w:sz w:val="28"/>
+          <w:szCs w:val="28"/>
+        </w:rPr>
+        <w:t>có</w:t>
+      </w:r>
+      <w:proofErr w:type="spellEnd"/>
+      <w:r>
+        <w:rPr>
+          <w:rFonts w:ascii="Roboto" w:hAnsi="Roboto"/>
+          <w:sz w:val="28"/>
+          <w:szCs w:val="28"/>
+        </w:rPr>
+        <w:t xml:space="preserve"> </w:t>
+      </w:r>
+      <w:proofErr w:type="spellStart"/>
+      <w:r>
+        <w:rPr>
+          <w:rFonts w:ascii="Roboto" w:hAnsi="Roboto"/>
+          <w:sz w:val="28"/>
+          <w:szCs w:val="28"/>
+        </w:rPr>
+        <w:t>thể</w:t>
+      </w:r>
+      <w:proofErr w:type="spellEnd"/>
+      <w:r>
+        <w:rPr>
+          <w:rFonts w:ascii="Roboto" w:hAnsi="Roboto"/>
+          <w:sz w:val="28"/>
+          <w:szCs w:val="28"/>
+        </w:rPr>
+        <w:t xml:space="preserve"> </w:t>
+      </w:r>
+      <w:proofErr w:type="spellStart"/>
+      <w:r>
+        <w:rPr>
+          <w:rFonts w:ascii="Roboto" w:hAnsi="Roboto"/>
+          <w:sz w:val="28"/>
+          <w:szCs w:val="28"/>
+        </w:rPr>
+        <w:t>làm</w:t>
+      </w:r>
+      <w:proofErr w:type="spellEnd"/>
+      <w:r>
+        <w:rPr>
+          <w:rFonts w:ascii="Roboto" w:hAnsi="Roboto"/>
+          <w:sz w:val="28"/>
+          <w:szCs w:val="28"/>
+        </w:rPr>
+        <w:t xml:space="preserve"> </w:t>
+      </w:r>
+      <w:proofErr w:type="spellStart"/>
+      <w:r>
+        <w:rPr>
+          <w:rFonts w:ascii="Roboto" w:hAnsi="Roboto"/>
+          <w:sz w:val="28"/>
+          <w:szCs w:val="28"/>
+        </w:rPr>
+        <w:t>dạng</w:t>
+      </w:r>
+      <w:proofErr w:type="spellEnd"/>
+      <w:r>
+        <w:rPr>
+          <w:rFonts w:ascii="Roboto" w:hAnsi="Roboto"/>
+          <w:sz w:val="28"/>
+          <w:szCs w:val="28"/>
+        </w:rPr>
+        <w:t xml:space="preserve"> </w:t>
+      </w:r>
+      <w:r>
+        <w:rPr>
+          <w:rFonts w:ascii="Roboto" w:hAnsi="Roboto"/>
+          <w:b/>
+          <w:bCs/>
+          <w:sz w:val="28"/>
+          <w:szCs w:val="28"/>
+        </w:rPr>
+        <w:t>landing page</w:t>
+      </w:r>
+      <w:r>
+        <w:rPr>
+          <w:rFonts w:ascii="Roboto" w:hAnsi="Roboto"/>
+          <w:sz w:val="28"/>
+          <w:szCs w:val="28"/>
+        </w:rPr>
+        <w:t xml:space="preserve"> </w:t>
+      </w:r>
+      <w:proofErr w:type="spellStart"/>
+      <w:r>
+        <w:rPr>
+          <w:rFonts w:ascii="Roboto" w:hAnsi="Roboto"/>
+          <w:sz w:val="28"/>
+          <w:szCs w:val="28"/>
+        </w:rPr>
+        <w:t>hoặc</w:t>
+      </w:r>
+      <w:proofErr w:type="spellEnd"/>
+      <w:r>
+        <w:rPr>
+          <w:rFonts w:ascii="Roboto" w:hAnsi="Roboto"/>
+          <w:sz w:val="28"/>
+          <w:szCs w:val="28"/>
+        </w:rPr>
+        <w:t xml:space="preserve"> </w:t>
+      </w:r>
+      <w:r>
+        <w:rPr>
+          <w:rFonts w:ascii="Roboto" w:hAnsi="Roboto"/>
+          <w:b/>
+          <w:bCs/>
+          <w:sz w:val="28"/>
+          <w:szCs w:val="28"/>
+        </w:rPr>
+        <w:t>multi page</w:t>
       </w:r>
     </w:p>
     <w:p>
       <w:pPr>
         <w:pStyle w:val="ListParagraph"/>
+        <w:numPr>
+          <w:ilvl w:val="0"/>
+          <w:numId w:val="2"/>
+        </w:numPr>
+        <w:ind w:left="1080"/>
+        <w:rPr>
+          <w:rFonts w:ascii="Roboto" w:hAnsi="Roboto"/>
+          <w:sz w:val="28"/>
+          <w:szCs w:val="28"/>
+        </w:rPr>
+      </w:pPr>
+      <w:proofErr w:type="spellStart"/>
+      <w:r>
+        <w:rPr>
+          <w:rFonts w:ascii="Roboto" w:hAnsi="Roboto"/>
+          <w:sz w:val="28"/>
+          <w:szCs w:val="28"/>
+        </w:rPr>
+        <w:t>C</w:t>
+      </w:r>
+      <w:r>
+        <w:rPr>
+          <w:rFonts w:ascii="Roboto" w:hAnsi="Roboto"/>
+          <w:sz w:val="28"/>
+          <w:szCs w:val="28"/>
+        </w:rPr>
+        <w:t>ác</w:t>
+      </w:r>
+      <w:proofErr w:type="spellEnd"/>
+      <w:r>
+        <w:rPr>
+          <w:rFonts w:ascii="Roboto" w:hAnsi="Roboto"/>
+          <w:sz w:val="28"/>
+          <w:szCs w:val="28"/>
+        </w:rPr>
+        <w:t xml:space="preserve"> section</w:t>
+      </w:r>
+      <w:r>
+        <w:rPr>
+          <w:rFonts w:ascii="Roboto" w:hAnsi="Roboto"/>
+          <w:sz w:val="28"/>
+          <w:szCs w:val="28"/>
+        </w:rPr>
+        <w:t xml:space="preserve"> </w:t>
+      </w:r>
+      <w:proofErr w:type="spellStart"/>
+      <w:r>
+        <w:rPr>
+          <w:rFonts w:ascii="Roboto" w:hAnsi="Roboto"/>
+          <w:sz w:val="28"/>
+          <w:szCs w:val="28"/>
+        </w:rPr>
+        <w:t>trong</w:t>
+      </w:r>
+      <w:proofErr w:type="spellEnd"/>
+      <w:r>
+        <w:rPr>
+          <w:rFonts w:ascii="Roboto" w:hAnsi="Roboto"/>
+          <w:sz w:val="28"/>
+          <w:szCs w:val="28"/>
+        </w:rPr>
+        <w:t xml:space="preserve"> </w:t>
+      </w:r>
+      <w:r>
+        <w:rPr>
+          <w:rFonts w:ascii="Roboto" w:hAnsi="Roboto"/>
+          <w:b/>
+          <w:bCs/>
+          <w:sz w:val="28"/>
+          <w:szCs w:val="28"/>
+        </w:rPr>
+        <w:t>landing page</w:t>
+      </w:r>
+      <w:r>
+        <w:rPr>
+          <w:rFonts w:ascii="Roboto" w:hAnsi="Roboto"/>
+          <w:sz w:val="28"/>
+          <w:szCs w:val="28"/>
+        </w:rPr>
+        <w:t xml:space="preserve"> </w:t>
+      </w:r>
+      <w:proofErr w:type="spellStart"/>
+      <w:r>
+        <w:rPr>
+          <w:rFonts w:ascii="Roboto" w:hAnsi="Roboto"/>
+          <w:sz w:val="28"/>
+          <w:szCs w:val="28"/>
+        </w:rPr>
+        <w:t>có</w:t>
+      </w:r>
+      <w:proofErr w:type="spellEnd"/>
+      <w:r>
+        <w:rPr>
+          <w:rFonts w:ascii="Roboto" w:hAnsi="Roboto"/>
+          <w:sz w:val="28"/>
+          <w:szCs w:val="28"/>
+        </w:rPr>
+        <w:t xml:space="preserve"> </w:t>
+      </w:r>
+      <w:proofErr w:type="spellStart"/>
+      <w:r>
+        <w:rPr>
+          <w:rFonts w:ascii="Roboto" w:hAnsi="Roboto"/>
+          <w:sz w:val="28"/>
+          <w:szCs w:val="28"/>
+        </w:rPr>
+        <w:t>thể</w:t>
+      </w:r>
+      <w:proofErr w:type="spellEnd"/>
+      <w:r>
+        <w:rPr>
+          <w:rFonts w:ascii="Roboto" w:hAnsi="Roboto"/>
+          <w:sz w:val="28"/>
+          <w:szCs w:val="28"/>
+        </w:rPr>
+        <w:t xml:space="preserve"> bao </w:t>
+      </w:r>
+      <w:proofErr w:type="spellStart"/>
+      <w:proofErr w:type="gramStart"/>
+      <w:r>
+        <w:rPr>
+          <w:rFonts w:ascii="Roboto" w:hAnsi="Roboto"/>
+          <w:sz w:val="28"/>
+          <w:szCs w:val="28"/>
+        </w:rPr>
+        <w:t>gồm</w:t>
+      </w:r>
+      <w:proofErr w:type="spellEnd"/>
+      <w:r>
+        <w:rPr>
+          <w:rFonts w:ascii="Roboto" w:hAnsi="Roboto"/>
+          <w:sz w:val="28"/>
+          <w:szCs w:val="28"/>
+        </w:rPr>
+        <w:t xml:space="preserve"> :</w:t>
+      </w:r>
+      <w:proofErr w:type="gramEnd"/>
+    </w:p>
+    <w:p>
+      <w:pPr>
+        <w:pStyle w:val="ListParagraph"/>
+        <w:ind w:left="1080"/>
         <w:rPr>
           <w:rFonts w:ascii="Roboto" w:hAnsi="Roboto"/>
           <w:sz w:val="28"/>
@@ -145,20 +458,41 @@
           <w:ilvl w:val="0"/>
           <w:numId w:val="3"/>
         </w:numPr>
-        <w:rPr>
-          <w:rFonts w:ascii="Roboto" w:hAnsi="Roboto"/>
-          <w:sz w:val="24"/>
-          <w:szCs w:val="24"/>
-        </w:rPr>
-      </w:pPr>
-      <w:r>
-        <w:rPr>
-          <w:rFonts w:ascii="Roboto" w:hAnsi="Roboto"/>
-          <w:sz w:val="24"/>
-          <w:szCs w:val="24"/>
-        </w:rPr>
-        <w:t>Giới thiệu</w:t>
-      </w:r>
+        <w:ind w:left="1800"/>
+        <w:rPr>
+          <w:rFonts w:ascii="Roboto" w:hAnsi="Roboto"/>
+          <w:sz w:val="24"/>
+          <w:szCs w:val="24"/>
+        </w:rPr>
+      </w:pPr>
+      <w:proofErr w:type="spellStart"/>
+      <w:r>
+        <w:rPr>
+          <w:rFonts w:ascii="Roboto" w:hAnsi="Roboto"/>
+          <w:sz w:val="24"/>
+          <w:szCs w:val="24"/>
+        </w:rPr>
+        <w:t>Giới</w:t>
+      </w:r>
+      <w:proofErr w:type="spellEnd"/>
+      <w:r>
+        <w:rPr>
+          <w:rFonts w:ascii="Roboto" w:hAnsi="Roboto"/>
+          <w:sz w:val="24"/>
+          <w:szCs w:val="24"/>
+        </w:rPr>
+        <w:t xml:space="preserve"> </w:t>
+      </w:r>
+      <w:proofErr w:type="spellStart"/>
+      <w:r>
+        <w:rPr>
+          <w:rFonts w:ascii="Roboto" w:hAnsi="Roboto"/>
+          <w:sz w:val="24"/>
+          <w:szCs w:val="24"/>
+        </w:rPr>
+        <w:t>thiệu</w:t>
+      </w:r>
+      <w:proofErr w:type="spellEnd"/>
     </w:p>
     <w:p>
       <w:pPr>
@@ -167,20 +501,41 @@
           <w:ilvl w:val="0"/>
           <w:numId w:val="3"/>
         </w:numPr>
-        <w:rPr>
-          <w:rFonts w:ascii="Roboto" w:hAnsi="Roboto"/>
-          <w:sz w:val="24"/>
-          <w:szCs w:val="24"/>
-        </w:rPr>
-      </w:pPr>
-      <w:r>
-        <w:rPr>
-          <w:rFonts w:ascii="Roboto" w:hAnsi="Roboto"/>
-          <w:sz w:val="24"/>
-          <w:szCs w:val="24"/>
-        </w:rPr>
-        <w:t>Mục tiêu</w:t>
-      </w:r>
+        <w:ind w:left="1800"/>
+        <w:rPr>
+          <w:rFonts w:ascii="Roboto" w:hAnsi="Roboto"/>
+          <w:sz w:val="24"/>
+          <w:szCs w:val="24"/>
+        </w:rPr>
+      </w:pPr>
+      <w:proofErr w:type="spellStart"/>
+      <w:r>
+        <w:rPr>
+          <w:rFonts w:ascii="Roboto" w:hAnsi="Roboto"/>
+          <w:sz w:val="24"/>
+          <w:szCs w:val="24"/>
+        </w:rPr>
+        <w:t>Mục</w:t>
+      </w:r>
+      <w:proofErr w:type="spellEnd"/>
+      <w:r>
+        <w:rPr>
+          <w:rFonts w:ascii="Roboto" w:hAnsi="Roboto"/>
+          <w:sz w:val="24"/>
+          <w:szCs w:val="24"/>
+        </w:rPr>
+        <w:t xml:space="preserve"> </w:t>
+      </w:r>
+      <w:proofErr w:type="spellStart"/>
+      <w:r>
+        <w:rPr>
+          <w:rFonts w:ascii="Roboto" w:hAnsi="Roboto"/>
+          <w:sz w:val="24"/>
+          <w:szCs w:val="24"/>
+        </w:rPr>
+        <w:t>tiêu</w:t>
+      </w:r>
+      <w:proofErr w:type="spellEnd"/>
     </w:p>
     <w:p>
       <w:pPr>
@@ -189,20 +544,41 @@
           <w:ilvl w:val="0"/>
           <w:numId w:val="3"/>
         </w:numPr>
-        <w:rPr>
-          <w:rFonts w:ascii="Roboto" w:hAnsi="Roboto"/>
-          <w:sz w:val="24"/>
-          <w:szCs w:val="24"/>
-        </w:rPr>
-      </w:pPr>
-      <w:r>
-        <w:rPr>
-          <w:rFonts w:ascii="Roboto" w:hAnsi="Roboto"/>
-          <w:sz w:val="24"/>
-          <w:szCs w:val="24"/>
-        </w:rPr>
-        <w:t>Kỹ năng</w:t>
-      </w:r>
+        <w:ind w:left="1800"/>
+        <w:rPr>
+          <w:rFonts w:ascii="Roboto" w:hAnsi="Roboto"/>
+          <w:sz w:val="24"/>
+          <w:szCs w:val="24"/>
+        </w:rPr>
+      </w:pPr>
+      <w:proofErr w:type="spellStart"/>
+      <w:r>
+        <w:rPr>
+          <w:rFonts w:ascii="Roboto" w:hAnsi="Roboto"/>
+          <w:sz w:val="24"/>
+          <w:szCs w:val="24"/>
+        </w:rPr>
+        <w:t>Kỹ</w:t>
+      </w:r>
+      <w:proofErr w:type="spellEnd"/>
+      <w:r>
+        <w:rPr>
+          <w:rFonts w:ascii="Roboto" w:hAnsi="Roboto"/>
+          <w:sz w:val="24"/>
+          <w:szCs w:val="24"/>
+        </w:rPr>
+        <w:t xml:space="preserve"> </w:t>
+      </w:r>
+      <w:proofErr w:type="spellStart"/>
+      <w:r>
+        <w:rPr>
+          <w:rFonts w:ascii="Roboto" w:hAnsi="Roboto"/>
+          <w:sz w:val="24"/>
+          <w:szCs w:val="24"/>
+        </w:rPr>
+        <w:t>năng</w:t>
+      </w:r>
+      <w:proofErr w:type="spellEnd"/>
     </w:p>
     <w:p>
       <w:pPr>
@@ -211,20 +587,41 @@
           <w:ilvl w:val="0"/>
           <w:numId w:val="3"/>
         </w:numPr>
-        <w:rPr>
-          <w:rFonts w:ascii="Roboto" w:hAnsi="Roboto"/>
-          <w:sz w:val="24"/>
-          <w:szCs w:val="24"/>
-        </w:rPr>
-      </w:pPr>
-      <w:r>
-        <w:rPr>
-          <w:rFonts w:ascii="Roboto" w:hAnsi="Roboto"/>
-          <w:sz w:val="24"/>
-          <w:szCs w:val="24"/>
-        </w:rPr>
-        <w:t>Kinh nghiệm</w:t>
-      </w:r>
+        <w:ind w:left="1800"/>
+        <w:rPr>
+          <w:rFonts w:ascii="Roboto" w:hAnsi="Roboto"/>
+          <w:sz w:val="24"/>
+          <w:szCs w:val="24"/>
+        </w:rPr>
+      </w:pPr>
+      <w:proofErr w:type="spellStart"/>
+      <w:r>
+        <w:rPr>
+          <w:rFonts w:ascii="Roboto" w:hAnsi="Roboto"/>
+          <w:sz w:val="24"/>
+          <w:szCs w:val="24"/>
+        </w:rPr>
+        <w:t>Kinh</w:t>
+      </w:r>
+      <w:proofErr w:type="spellEnd"/>
+      <w:r>
+        <w:rPr>
+          <w:rFonts w:ascii="Roboto" w:hAnsi="Roboto"/>
+          <w:sz w:val="24"/>
+          <w:szCs w:val="24"/>
+        </w:rPr>
+        <w:t xml:space="preserve"> </w:t>
+      </w:r>
+      <w:proofErr w:type="spellStart"/>
+      <w:r>
+        <w:rPr>
+          <w:rFonts w:ascii="Roboto" w:hAnsi="Roboto"/>
+          <w:sz w:val="24"/>
+          <w:szCs w:val="24"/>
+        </w:rPr>
+        <w:t>nghiệm</w:t>
+      </w:r>
+      <w:proofErr w:type="spellEnd"/>
     </w:p>
     <w:p>
       <w:pPr>
@@ -233,6 +630,7 @@
           <w:ilvl w:val="0"/>
           <w:numId w:val="3"/>
         </w:numPr>
+        <w:ind w:left="1800"/>
         <w:rPr>
           <w:rFonts w:ascii="Roboto" w:hAnsi="Roboto"/>
           <w:sz w:val="24"/>
@@ -255,20 +653,41 @@
           <w:ilvl w:val="0"/>
           <w:numId w:val="3"/>
         </w:numPr>
-        <w:rPr>
-          <w:rFonts w:ascii="Roboto" w:hAnsi="Roboto"/>
-          <w:sz w:val="24"/>
-          <w:szCs w:val="24"/>
-        </w:rPr>
-      </w:pPr>
-      <w:r>
-        <w:rPr>
-          <w:rFonts w:ascii="Roboto" w:hAnsi="Roboto"/>
-          <w:sz w:val="24"/>
-          <w:szCs w:val="24"/>
-        </w:rPr>
-        <w:t>Liên hệ</w:t>
-      </w:r>
+        <w:ind w:left="1800"/>
+        <w:rPr>
+          <w:rFonts w:ascii="Roboto" w:hAnsi="Roboto"/>
+          <w:sz w:val="24"/>
+          <w:szCs w:val="24"/>
+        </w:rPr>
+      </w:pPr>
+      <w:proofErr w:type="spellStart"/>
+      <w:r>
+        <w:rPr>
+          <w:rFonts w:ascii="Roboto" w:hAnsi="Roboto"/>
+          <w:sz w:val="24"/>
+          <w:szCs w:val="24"/>
+        </w:rPr>
+        <w:t>Liên</w:t>
+      </w:r>
+      <w:proofErr w:type="spellEnd"/>
+      <w:r>
+        <w:rPr>
+          <w:rFonts w:ascii="Roboto" w:hAnsi="Roboto"/>
+          <w:sz w:val="24"/>
+          <w:szCs w:val="24"/>
+        </w:rPr>
+        <w:t xml:space="preserve"> </w:t>
+      </w:r>
+      <w:proofErr w:type="spellStart"/>
+      <w:r>
+        <w:rPr>
+          <w:rFonts w:ascii="Roboto" w:hAnsi="Roboto"/>
+          <w:sz w:val="24"/>
+          <w:szCs w:val="24"/>
+        </w:rPr>
+        <w:t>hệ</w:t>
+      </w:r>
+      <w:proofErr w:type="spellEnd"/>
     </w:p>
     <w:p>
       <w:pPr>
@@ -277,210 +696,47 @@
           <w:ilvl w:val="0"/>
           <w:numId w:val="3"/>
         </w:numPr>
-        <w:rPr>
-          <w:rFonts w:ascii="Roboto" w:hAnsi="Roboto"/>
-          <w:sz w:val="24"/>
-          <w:szCs w:val="24"/>
-        </w:rPr>
-      </w:pPr>
-      <w:r>
-        <w:rPr>
-          <w:rFonts w:ascii="Roboto" w:hAnsi="Roboto"/>
-          <w:sz w:val="24"/>
-          <w:szCs w:val="24"/>
-        </w:rPr>
-        <w:t>…</w:t>
-      </w:r>
-    </w:p>
-    <w:p>
-      <w:pPr>
-        <w:rPr>
-          <w:rFonts w:ascii="Roboto" w:hAnsi="Roboto"/>
-          <w:sz w:val="24"/>
-          <w:szCs w:val="24"/>
-        </w:rPr>
-      </w:pPr>
+        <w:ind w:left="1800"/>
+        <w:rPr>
+          <w:rFonts w:ascii="Roboto" w:hAnsi="Roboto"/>
+          <w:sz w:val="24"/>
+          <w:szCs w:val="24"/>
+        </w:rPr>
+      </w:pPr>
+      <w:r>
+        <w:rPr>
+          <w:rFonts w:ascii="Roboto" w:hAnsi="Roboto"/>
+          <w:sz w:val="24"/>
+          <w:szCs w:val="24"/>
+        </w:rPr>
+        <w:t>Blog</w:t>
+      </w:r>
     </w:p>
     <w:p>
       <w:pPr>
         <w:pStyle w:val="ListParagraph"/>
         <w:numPr>
           <w:ilvl w:val="0"/>
-          <w:numId w:val="7"/>
+          <w:numId w:val="3"/>
         </w:numPr>
-        <w:rPr>
-          <w:rFonts w:ascii="Roboto" w:hAnsi="Roboto"/>
-          <w:sz w:val="24"/>
-          <w:szCs w:val="24"/>
-        </w:rPr>
-      </w:pPr>
-      <w:r>
-        <w:rPr>
-          <w:rFonts w:ascii="Roboto" w:hAnsi="Roboto"/>
-          <w:sz w:val="24"/>
-          <w:szCs w:val="24"/>
-        </w:rPr>
-        <w:t xml:space="preserve">Yêu cầu : </w:t>
+        <w:ind w:left="1800"/>
+        <w:rPr>
+          <w:rFonts w:ascii="Roboto" w:hAnsi="Roboto"/>
+          <w:sz w:val="24"/>
+          <w:szCs w:val="24"/>
+        </w:rPr>
+      </w:pPr>
+      <w:r>
+        <w:rPr>
+          <w:rFonts w:ascii="Roboto" w:hAnsi="Roboto"/>
+          <w:sz w:val="24"/>
+          <w:szCs w:val="24"/>
+        </w:rPr>
+        <w:t>…</w:t>
       </w:r>
     </w:p>
     <w:p>
       <w:pPr>
-        <w:pStyle w:val="ListParagraph"/>
-        <w:numPr>
-          <w:ilvl w:val="1"/>
-          <w:numId w:val="7"/>
-        </w:numPr>
-        <w:rPr>
-          <w:rFonts w:ascii="Roboto" w:hAnsi="Roboto"/>
-          <w:sz w:val="24"/>
-          <w:szCs w:val="24"/>
-        </w:rPr>
-      </w:pPr>
-      <w:r>
-        <w:rPr>
-          <w:rFonts w:ascii="Roboto" w:hAnsi="Roboto"/>
-          <w:sz w:val="24"/>
-          <w:szCs w:val="24"/>
-        </w:rPr>
-        <w:t>Thiết kế giao diện bằng Figma trước khi làm</w:t>
-      </w:r>
-    </w:p>
-    <w:p>
-      <w:pPr>
-        <w:pStyle w:val="ListParagraph"/>
-        <w:numPr>
-          <w:ilvl w:val="1"/>
-          <w:numId w:val="7"/>
-        </w:numPr>
-        <w:rPr>
-          <w:rFonts w:ascii="Roboto" w:hAnsi="Roboto"/>
-          <w:sz w:val="24"/>
-          <w:szCs w:val="24"/>
-        </w:rPr>
-      </w:pPr>
-      <w:r>
-        <w:rPr>
-          <w:rFonts w:ascii="Roboto" w:hAnsi="Roboto"/>
-          <w:sz w:val="24"/>
-          <w:szCs w:val="24"/>
-        </w:rPr>
-        <w:t>Sử dụng dữ liệu thật thuộc về cá nhân học viên</w:t>
-      </w:r>
-    </w:p>
-    <w:p>
-      <w:pPr>
-        <w:pStyle w:val="ListParagraph"/>
-        <w:numPr>
-          <w:ilvl w:val="1"/>
-          <w:numId w:val="7"/>
-        </w:numPr>
-        <w:rPr>
-          <w:rFonts w:ascii="Roboto" w:hAnsi="Roboto"/>
-          <w:sz w:val="24"/>
-          <w:szCs w:val="24"/>
-        </w:rPr>
-      </w:pPr>
-      <w:r>
-        <w:rPr>
-          <w:rFonts w:ascii="Roboto" w:hAnsi="Roboto"/>
-          <w:sz w:val="24"/>
-          <w:szCs w:val="24"/>
-        </w:rPr>
-        <w:t>Yêu cầu up lên github.io làm trang chủ</w:t>
-      </w:r>
-    </w:p>
-    <w:p>
-      <w:pPr>
-        <w:pStyle w:val="ListParagraph"/>
-        <w:numPr>
-          <w:ilvl w:val="1"/>
-          <w:numId w:val="7"/>
-        </w:numPr>
-        <w:rPr>
-          <w:rFonts w:ascii="Roboto" w:hAnsi="Roboto"/>
-          <w:sz w:val="24"/>
-          <w:szCs w:val="24"/>
-        </w:rPr>
-      </w:pPr>
-      <w:r>
-        <w:rPr>
-          <w:rFonts w:ascii="Roboto" w:hAnsi="Roboto"/>
-          <w:sz w:val="24"/>
-          <w:szCs w:val="24"/>
-        </w:rPr>
-        <w:t>Không sao chép, copy bài làm của nhau</w:t>
-      </w:r>
-    </w:p>
-    <w:p>
-      <w:pPr>
-        <w:pStyle w:val="ListParagraph"/>
-        <w:numPr>
-          <w:ilvl w:val="1"/>
-          <w:numId w:val="7"/>
-        </w:numPr>
-        <w:rPr>
-          <w:rFonts w:ascii="Roboto" w:hAnsi="Roboto"/>
-          <w:sz w:val="24"/>
-          <w:szCs w:val="24"/>
-        </w:rPr>
-      </w:pPr>
-      <w:r>
-        <w:rPr>
-          <w:rFonts w:ascii="Roboto" w:hAnsi="Roboto"/>
-          <w:sz w:val="24"/>
-          <w:szCs w:val="24"/>
-        </w:rPr>
-        <w:t>Hiệu ứng transition + animation mượt mà</w:t>
-      </w:r>
-    </w:p>
-    <w:p>
-      <w:pPr>
-        <w:pStyle w:val="ListParagraph"/>
-        <w:numPr>
-          <w:ilvl w:val="1"/>
-          <w:numId w:val="7"/>
-        </w:numPr>
-        <w:rPr>
-          <w:rFonts w:ascii="Roboto" w:hAnsi="Roboto"/>
-          <w:sz w:val="24"/>
-          <w:szCs w:val="24"/>
-        </w:rPr>
-      </w:pPr>
-      <w:r>
-        <w:rPr>
-          <w:rFonts w:ascii="Roboto" w:hAnsi="Roboto"/>
-          <w:sz w:val="24"/>
-          <w:szCs w:val="24"/>
-        </w:rPr>
-        <w:t>Không yêu cầu responsive (nếu ai làm được thì tốt)</w:t>
-      </w:r>
-    </w:p>
-    <w:p>
-      <w:pPr>
-        <w:pStyle w:val="ListParagraph"/>
-        <w:numPr>
-          <w:ilvl w:val="1"/>
-          <w:numId w:val="7"/>
-        </w:numPr>
-        <w:rPr>
-          <w:rFonts w:ascii="Roboto" w:hAnsi="Roboto"/>
-          <w:sz w:val="24"/>
-          <w:szCs w:val="24"/>
-        </w:rPr>
-      </w:pPr>
-      <w:r>
-        <w:rPr>
-          <w:rFonts w:ascii="Roboto" w:hAnsi="Roboto"/>
-          <w:sz w:val="24"/>
-          <w:szCs w:val="24"/>
-        </w:rPr>
-        <w:t>Có thể tham khảo các trang portfolio tương tự</w:t>
-      </w:r>
-    </w:p>
-    <w:p>
-      <w:pPr>
-        <w:pStyle w:val="ListParagraph"/>
-        <w:ind w:left="1440"/>
         <w:rPr>
           <w:rFonts w:ascii="Roboto" w:hAnsi="Roboto"/>
           <w:sz w:val="24"/>
@@ -495,20 +751,2111 @@
           <w:ilvl w:val="0"/>
           <w:numId w:val="2"/>
         </w:numPr>
-        <w:rPr>
-          <w:rFonts w:ascii="Roboto" w:hAnsi="Roboto"/>
-          <w:sz w:val="24"/>
-          <w:szCs w:val="24"/>
-        </w:rPr>
-      </w:pPr>
-      <w:r>
-        <w:rPr>
-          <w:rFonts w:ascii="Roboto" w:hAnsi="Roboto"/>
-          <w:sz w:val="24"/>
-          <w:szCs w:val="24"/>
-        </w:rPr>
-        <w:t>Khi nộp bài, cần nộp cả link Figma + link trang web</w:t>
-      </w:r>
+        <w:ind w:left="1080"/>
+        <w:rPr>
+          <w:rFonts w:ascii="Roboto" w:hAnsi="Roboto"/>
+          <w:sz w:val="24"/>
+          <w:szCs w:val="24"/>
+        </w:rPr>
+      </w:pPr>
+      <w:proofErr w:type="spellStart"/>
+      <w:r>
+        <w:rPr>
+          <w:rFonts w:ascii="Roboto" w:hAnsi="Roboto"/>
+          <w:sz w:val="24"/>
+          <w:szCs w:val="24"/>
+        </w:rPr>
+        <w:t>Nếu</w:t>
+      </w:r>
+      <w:proofErr w:type="spellEnd"/>
+      <w:r>
+        <w:rPr>
+          <w:rFonts w:ascii="Roboto" w:hAnsi="Roboto"/>
+          <w:sz w:val="24"/>
+          <w:szCs w:val="24"/>
+        </w:rPr>
+        <w:t xml:space="preserve"> </w:t>
+      </w:r>
+      <w:proofErr w:type="spellStart"/>
+      <w:r>
+        <w:rPr>
+          <w:rFonts w:ascii="Roboto" w:hAnsi="Roboto"/>
+          <w:sz w:val="24"/>
+          <w:szCs w:val="24"/>
+        </w:rPr>
+        <w:t>làm</w:t>
+      </w:r>
+      <w:proofErr w:type="spellEnd"/>
+      <w:r>
+        <w:rPr>
+          <w:rFonts w:ascii="Roboto" w:hAnsi="Roboto"/>
+          <w:sz w:val="24"/>
+          <w:szCs w:val="24"/>
+        </w:rPr>
+        <w:t xml:space="preserve"> </w:t>
+      </w:r>
+      <w:proofErr w:type="spellStart"/>
+      <w:r>
+        <w:rPr>
+          <w:rFonts w:ascii="Roboto" w:hAnsi="Roboto"/>
+          <w:sz w:val="24"/>
+          <w:szCs w:val="24"/>
+        </w:rPr>
+        <w:t>dạng</w:t>
+      </w:r>
+      <w:proofErr w:type="spellEnd"/>
+      <w:r>
+        <w:rPr>
+          <w:rFonts w:ascii="Roboto" w:hAnsi="Roboto"/>
+          <w:sz w:val="24"/>
+          <w:szCs w:val="24"/>
+        </w:rPr>
+        <w:t xml:space="preserve"> </w:t>
+      </w:r>
+      <w:r>
+        <w:rPr>
+          <w:rFonts w:ascii="Roboto" w:hAnsi="Roboto"/>
+          <w:b/>
+          <w:bCs/>
+          <w:sz w:val="28"/>
+          <w:szCs w:val="28"/>
+        </w:rPr>
+        <w:t>multi page</w:t>
+      </w:r>
+      <w:r>
+        <w:rPr>
+          <w:rFonts w:ascii="Roboto" w:hAnsi="Roboto"/>
+          <w:b/>
+          <w:bCs/>
+          <w:sz w:val="28"/>
+          <w:szCs w:val="28"/>
+        </w:rPr>
+        <w:t xml:space="preserve"> </w:t>
+      </w:r>
+      <w:proofErr w:type="spellStart"/>
+      <w:r>
+        <w:rPr>
+          <w:rFonts w:ascii="Roboto" w:hAnsi="Roboto"/>
+          <w:sz w:val="28"/>
+          <w:szCs w:val="28"/>
+        </w:rPr>
+        <w:t>thì</w:t>
+      </w:r>
+      <w:proofErr w:type="spellEnd"/>
+      <w:r>
+        <w:rPr>
+          <w:rFonts w:ascii="Roboto" w:hAnsi="Roboto"/>
+          <w:sz w:val="28"/>
+          <w:szCs w:val="28"/>
+        </w:rPr>
+        <w:t xml:space="preserve"> </w:t>
+      </w:r>
+      <w:proofErr w:type="spellStart"/>
+      <w:r>
+        <w:rPr>
+          <w:rFonts w:ascii="Roboto" w:hAnsi="Roboto"/>
+          <w:sz w:val="28"/>
+          <w:szCs w:val="28"/>
+        </w:rPr>
+        <w:t>mỗi</w:t>
+      </w:r>
+      <w:proofErr w:type="spellEnd"/>
+      <w:r>
+        <w:rPr>
+          <w:rFonts w:ascii="Roboto" w:hAnsi="Roboto"/>
+          <w:sz w:val="28"/>
+          <w:szCs w:val="28"/>
+        </w:rPr>
+        <w:t xml:space="preserve"> </w:t>
+      </w:r>
+      <w:r>
+        <w:rPr>
+          <w:rFonts w:ascii="Roboto" w:hAnsi="Roboto"/>
+          <w:b/>
+          <w:bCs/>
+          <w:sz w:val="28"/>
+          <w:szCs w:val="28"/>
+        </w:rPr>
+        <w:t>section</w:t>
+      </w:r>
+      <w:r>
+        <w:rPr>
+          <w:rFonts w:ascii="Roboto" w:hAnsi="Roboto"/>
+          <w:sz w:val="28"/>
+          <w:szCs w:val="28"/>
+        </w:rPr>
+        <w:t xml:space="preserve"> </w:t>
+      </w:r>
+      <w:proofErr w:type="spellStart"/>
+      <w:r>
+        <w:rPr>
+          <w:rFonts w:ascii="Roboto" w:hAnsi="Roboto"/>
+          <w:sz w:val="28"/>
+          <w:szCs w:val="28"/>
+        </w:rPr>
+        <w:t>trên</w:t>
+      </w:r>
+      <w:proofErr w:type="spellEnd"/>
+      <w:r>
+        <w:rPr>
+          <w:rFonts w:ascii="Roboto" w:hAnsi="Roboto"/>
+          <w:sz w:val="28"/>
+          <w:szCs w:val="28"/>
+        </w:rPr>
+        <w:t xml:space="preserve"> </w:t>
+      </w:r>
+      <w:proofErr w:type="spellStart"/>
+      <w:r>
+        <w:rPr>
+          <w:rFonts w:ascii="Roboto" w:hAnsi="Roboto"/>
+          <w:sz w:val="28"/>
+          <w:szCs w:val="28"/>
+        </w:rPr>
+        <w:t>có</w:t>
+      </w:r>
+      <w:proofErr w:type="spellEnd"/>
+      <w:r>
+        <w:rPr>
+          <w:rFonts w:ascii="Roboto" w:hAnsi="Roboto"/>
+          <w:sz w:val="28"/>
+          <w:szCs w:val="28"/>
+        </w:rPr>
+        <w:t xml:space="preserve"> </w:t>
+      </w:r>
+      <w:proofErr w:type="spellStart"/>
+      <w:r>
+        <w:rPr>
+          <w:rFonts w:ascii="Roboto" w:hAnsi="Roboto"/>
+          <w:sz w:val="28"/>
+          <w:szCs w:val="28"/>
+        </w:rPr>
+        <w:t>thể</w:t>
+      </w:r>
+      <w:proofErr w:type="spellEnd"/>
+      <w:r>
+        <w:rPr>
+          <w:rFonts w:ascii="Roboto" w:hAnsi="Roboto"/>
+          <w:sz w:val="28"/>
+          <w:szCs w:val="28"/>
+        </w:rPr>
+        <w:t xml:space="preserve"> </w:t>
+      </w:r>
+      <w:proofErr w:type="spellStart"/>
+      <w:r>
+        <w:rPr>
+          <w:rFonts w:ascii="Roboto" w:hAnsi="Roboto"/>
+          <w:sz w:val="28"/>
+          <w:szCs w:val="28"/>
+        </w:rPr>
+        <w:t>để</w:t>
+      </w:r>
+      <w:proofErr w:type="spellEnd"/>
+      <w:r>
+        <w:rPr>
+          <w:rFonts w:ascii="Roboto" w:hAnsi="Roboto"/>
+          <w:sz w:val="28"/>
+          <w:szCs w:val="28"/>
+        </w:rPr>
+        <w:t xml:space="preserve"> ở 1 </w:t>
+      </w:r>
+      <w:proofErr w:type="spellStart"/>
+      <w:r>
+        <w:rPr>
+          <w:rFonts w:ascii="Roboto" w:hAnsi="Roboto"/>
+          <w:sz w:val="28"/>
+          <w:szCs w:val="28"/>
+        </w:rPr>
+        <w:t>trang</w:t>
+      </w:r>
+      <w:proofErr w:type="spellEnd"/>
+      <w:r>
+        <w:rPr>
+          <w:rFonts w:ascii="Roboto" w:hAnsi="Roboto"/>
+          <w:sz w:val="28"/>
+          <w:szCs w:val="28"/>
+        </w:rPr>
+        <w:t xml:space="preserve"> </w:t>
+      </w:r>
+      <w:proofErr w:type="spellStart"/>
+      <w:r>
+        <w:rPr>
+          <w:rFonts w:ascii="Roboto" w:hAnsi="Roboto"/>
+          <w:sz w:val="28"/>
+          <w:szCs w:val="28"/>
+        </w:rPr>
+        <w:t>tùy</w:t>
+      </w:r>
+      <w:proofErr w:type="spellEnd"/>
+      <w:r>
+        <w:rPr>
+          <w:rFonts w:ascii="Roboto" w:hAnsi="Roboto"/>
+          <w:sz w:val="28"/>
+          <w:szCs w:val="28"/>
+        </w:rPr>
+        <w:t xml:space="preserve"> </w:t>
+      </w:r>
+      <w:proofErr w:type="spellStart"/>
+      <w:r>
+        <w:rPr>
+          <w:rFonts w:ascii="Roboto" w:hAnsi="Roboto"/>
+          <w:sz w:val="28"/>
+          <w:szCs w:val="28"/>
+        </w:rPr>
+        <w:t>theo</w:t>
+      </w:r>
+      <w:proofErr w:type="spellEnd"/>
+      <w:r>
+        <w:rPr>
+          <w:rFonts w:ascii="Roboto" w:hAnsi="Roboto"/>
+          <w:sz w:val="28"/>
+          <w:szCs w:val="28"/>
+        </w:rPr>
+        <w:t xml:space="preserve"> </w:t>
+      </w:r>
+      <w:proofErr w:type="spellStart"/>
+      <w:r>
+        <w:rPr>
+          <w:rFonts w:ascii="Roboto" w:hAnsi="Roboto"/>
+          <w:sz w:val="28"/>
+          <w:szCs w:val="28"/>
+        </w:rPr>
+        <w:t>sắp</w:t>
+      </w:r>
+      <w:proofErr w:type="spellEnd"/>
+      <w:r>
+        <w:rPr>
+          <w:rFonts w:ascii="Roboto" w:hAnsi="Roboto"/>
+          <w:sz w:val="28"/>
+          <w:szCs w:val="28"/>
+        </w:rPr>
+        <w:t xml:space="preserve"> </w:t>
+      </w:r>
+      <w:proofErr w:type="spellStart"/>
+      <w:r>
+        <w:rPr>
+          <w:rFonts w:ascii="Roboto" w:hAnsi="Roboto"/>
+          <w:sz w:val="28"/>
+          <w:szCs w:val="28"/>
+        </w:rPr>
+        <w:t>xếp</w:t>
+      </w:r>
+      <w:proofErr w:type="spellEnd"/>
+      <w:r>
+        <w:rPr>
+          <w:rFonts w:ascii="Roboto" w:hAnsi="Roboto"/>
+          <w:sz w:val="28"/>
+          <w:szCs w:val="28"/>
+        </w:rPr>
+        <w:t xml:space="preserve"> </w:t>
+      </w:r>
+      <w:proofErr w:type="spellStart"/>
+      <w:r>
+        <w:rPr>
+          <w:rFonts w:ascii="Roboto" w:hAnsi="Roboto"/>
+          <w:sz w:val="28"/>
+          <w:szCs w:val="28"/>
+        </w:rPr>
+        <w:t>của</w:t>
+      </w:r>
+      <w:proofErr w:type="spellEnd"/>
+      <w:r>
+        <w:rPr>
+          <w:rFonts w:ascii="Roboto" w:hAnsi="Roboto"/>
+          <w:sz w:val="28"/>
+          <w:szCs w:val="28"/>
+        </w:rPr>
+        <w:t xml:space="preserve"> </w:t>
+      </w:r>
+      <w:proofErr w:type="spellStart"/>
+      <w:r>
+        <w:rPr>
+          <w:rFonts w:ascii="Roboto" w:hAnsi="Roboto"/>
+          <w:sz w:val="28"/>
+          <w:szCs w:val="28"/>
+        </w:rPr>
+        <w:t>học</w:t>
+      </w:r>
+      <w:proofErr w:type="spellEnd"/>
+      <w:r>
+        <w:rPr>
+          <w:rFonts w:ascii="Roboto" w:hAnsi="Roboto"/>
+          <w:sz w:val="28"/>
+          <w:szCs w:val="28"/>
+        </w:rPr>
+        <w:t xml:space="preserve"> </w:t>
+      </w:r>
+      <w:proofErr w:type="spellStart"/>
+      <w:r>
+        <w:rPr>
+          <w:rFonts w:ascii="Roboto" w:hAnsi="Roboto"/>
+          <w:sz w:val="28"/>
+          <w:szCs w:val="28"/>
+        </w:rPr>
+        <w:t>viên</w:t>
+      </w:r>
+      <w:proofErr w:type="spellEnd"/>
+    </w:p>
+    <w:p>
+      <w:pPr>
+        <w:rPr>
+          <w:rFonts w:ascii="Roboto" w:hAnsi="Roboto"/>
+          <w:sz w:val="24"/>
+          <w:szCs w:val="24"/>
+        </w:rPr>
+      </w:pPr>
+    </w:p>
+    <w:p>
+      <w:pPr>
+        <w:ind w:firstLine="720"/>
+        <w:rPr>
+          <w:rFonts w:ascii="Roboto" w:hAnsi="Roboto"/>
+          <w:b/>
+          <w:bCs/>
+          <w:sz w:val="24"/>
+          <w:szCs w:val="24"/>
+        </w:rPr>
+      </w:pPr>
+      <w:r>
+        <w:rPr>
+          <w:rFonts w:ascii="Roboto" w:hAnsi="Roboto"/>
+          <w:b/>
+          <w:bCs/>
+          <w:sz w:val="24"/>
+          <w:szCs w:val="24"/>
+          <w:highlight w:val="yellow"/>
+        </w:rPr>
+        <w:t>Y</w:t>
+      </w:r>
+      <w:r>
+        <w:rPr>
+          <w:rFonts w:ascii="Roboto" w:hAnsi="Roboto"/>
+          <w:b/>
+          <w:bCs/>
+          <w:sz w:val="24"/>
+          <w:szCs w:val="24"/>
+          <w:highlight w:val="yellow"/>
+        </w:rPr>
+        <w:t>ÊU CẦU</w:t>
+      </w:r>
+    </w:p>
+    <w:p>
+      <w:pPr>
+        <w:pStyle w:val="ListParagraph"/>
+        <w:numPr>
+          <w:ilvl w:val="1"/>
+          <w:numId w:val="10"/>
+        </w:numPr>
+        <w:rPr>
+          <w:rFonts w:ascii="Roboto" w:hAnsi="Roboto"/>
+          <w:sz w:val="24"/>
+          <w:szCs w:val="24"/>
+        </w:rPr>
+      </w:pPr>
+      <w:proofErr w:type="spellStart"/>
+      <w:r>
+        <w:rPr>
+          <w:rFonts w:ascii="Roboto" w:hAnsi="Roboto"/>
+          <w:sz w:val="24"/>
+          <w:szCs w:val="24"/>
+        </w:rPr>
+        <w:t>Sử</w:t>
+      </w:r>
+      <w:proofErr w:type="spellEnd"/>
+      <w:r>
+        <w:rPr>
+          <w:rFonts w:ascii="Roboto" w:hAnsi="Roboto"/>
+          <w:sz w:val="24"/>
+          <w:szCs w:val="24"/>
+        </w:rPr>
+        <w:t xml:space="preserve"> </w:t>
+      </w:r>
+      <w:proofErr w:type="spellStart"/>
+      <w:r>
+        <w:rPr>
+          <w:rFonts w:ascii="Roboto" w:hAnsi="Roboto"/>
+          <w:sz w:val="24"/>
+          <w:szCs w:val="24"/>
+        </w:rPr>
+        <w:t>dụng</w:t>
+      </w:r>
+      <w:proofErr w:type="spellEnd"/>
+      <w:r>
+        <w:rPr>
+          <w:rFonts w:ascii="Roboto" w:hAnsi="Roboto"/>
+          <w:sz w:val="24"/>
+          <w:szCs w:val="24"/>
+        </w:rPr>
+        <w:t xml:space="preserve"> </w:t>
+      </w:r>
+      <w:proofErr w:type="spellStart"/>
+      <w:r>
+        <w:rPr>
+          <w:rFonts w:ascii="Roboto" w:hAnsi="Roboto"/>
+          <w:sz w:val="24"/>
+          <w:szCs w:val="24"/>
+        </w:rPr>
+        <w:t>dữ</w:t>
+      </w:r>
+      <w:proofErr w:type="spellEnd"/>
+      <w:r>
+        <w:rPr>
+          <w:rFonts w:ascii="Roboto" w:hAnsi="Roboto"/>
+          <w:sz w:val="24"/>
+          <w:szCs w:val="24"/>
+        </w:rPr>
+        <w:t xml:space="preserve"> </w:t>
+      </w:r>
+      <w:proofErr w:type="spellStart"/>
+      <w:r>
+        <w:rPr>
+          <w:rFonts w:ascii="Roboto" w:hAnsi="Roboto"/>
+          <w:sz w:val="24"/>
+          <w:szCs w:val="24"/>
+        </w:rPr>
+        <w:t>liệu</w:t>
+      </w:r>
+      <w:proofErr w:type="spellEnd"/>
+      <w:r>
+        <w:rPr>
+          <w:rFonts w:ascii="Roboto" w:hAnsi="Roboto"/>
+          <w:sz w:val="24"/>
+          <w:szCs w:val="24"/>
+        </w:rPr>
+        <w:t xml:space="preserve"> </w:t>
+      </w:r>
+      <w:proofErr w:type="spellStart"/>
+      <w:r>
+        <w:rPr>
+          <w:rFonts w:ascii="Roboto" w:hAnsi="Roboto"/>
+          <w:sz w:val="24"/>
+          <w:szCs w:val="24"/>
+        </w:rPr>
+        <w:t>thật</w:t>
+      </w:r>
+      <w:proofErr w:type="spellEnd"/>
+      <w:r>
+        <w:rPr>
+          <w:rFonts w:ascii="Roboto" w:hAnsi="Roboto"/>
+          <w:sz w:val="24"/>
+          <w:szCs w:val="24"/>
+        </w:rPr>
+        <w:t xml:space="preserve"> </w:t>
+      </w:r>
+      <w:proofErr w:type="spellStart"/>
+      <w:r>
+        <w:rPr>
+          <w:rFonts w:ascii="Roboto" w:hAnsi="Roboto"/>
+          <w:sz w:val="24"/>
+          <w:szCs w:val="24"/>
+        </w:rPr>
+        <w:t>thuộc</w:t>
+      </w:r>
+      <w:proofErr w:type="spellEnd"/>
+      <w:r>
+        <w:rPr>
+          <w:rFonts w:ascii="Roboto" w:hAnsi="Roboto"/>
+          <w:sz w:val="24"/>
+          <w:szCs w:val="24"/>
+        </w:rPr>
+        <w:t xml:space="preserve"> </w:t>
+      </w:r>
+      <w:proofErr w:type="spellStart"/>
+      <w:r>
+        <w:rPr>
+          <w:rFonts w:ascii="Roboto" w:hAnsi="Roboto"/>
+          <w:sz w:val="24"/>
+          <w:szCs w:val="24"/>
+        </w:rPr>
+        <w:t>về cá</w:t>
+      </w:r>
+      <w:proofErr w:type="spellEnd"/>
+      <w:r>
+        <w:rPr>
+          <w:rFonts w:ascii="Roboto" w:hAnsi="Roboto"/>
+          <w:sz w:val="24"/>
+          <w:szCs w:val="24"/>
+        </w:rPr>
+        <w:t xml:space="preserve"> </w:t>
+      </w:r>
+      <w:proofErr w:type="spellStart"/>
+      <w:r>
+        <w:rPr>
+          <w:rFonts w:ascii="Roboto" w:hAnsi="Roboto"/>
+          <w:sz w:val="24"/>
+          <w:szCs w:val="24"/>
+        </w:rPr>
+        <w:t>nhân</w:t>
+      </w:r>
+      <w:proofErr w:type="spellEnd"/>
+      <w:r>
+        <w:rPr>
+          <w:rFonts w:ascii="Roboto" w:hAnsi="Roboto"/>
+          <w:sz w:val="24"/>
+          <w:szCs w:val="24"/>
+        </w:rPr>
+        <w:t xml:space="preserve"> </w:t>
+      </w:r>
+      <w:proofErr w:type="spellStart"/>
+      <w:r>
+        <w:rPr>
+          <w:rFonts w:ascii="Roboto" w:hAnsi="Roboto"/>
+          <w:sz w:val="24"/>
+          <w:szCs w:val="24"/>
+        </w:rPr>
+        <w:t>học</w:t>
+      </w:r>
+      <w:proofErr w:type="spellEnd"/>
+      <w:r>
+        <w:rPr>
+          <w:rFonts w:ascii="Roboto" w:hAnsi="Roboto"/>
+          <w:sz w:val="24"/>
+          <w:szCs w:val="24"/>
+        </w:rPr>
+        <w:t xml:space="preserve"> </w:t>
+      </w:r>
+      <w:proofErr w:type="spellStart"/>
+      <w:r>
+        <w:rPr>
+          <w:rFonts w:ascii="Roboto" w:hAnsi="Roboto"/>
+          <w:sz w:val="24"/>
+          <w:szCs w:val="24"/>
+        </w:rPr>
+        <w:t>viên</w:t>
+      </w:r>
+      <w:proofErr w:type="spellEnd"/>
+      <w:r>
+        <w:rPr>
+          <w:rFonts w:ascii="Roboto" w:hAnsi="Roboto"/>
+          <w:sz w:val="24"/>
+          <w:szCs w:val="24"/>
+        </w:rPr>
+        <w:t xml:space="preserve">, </w:t>
+      </w:r>
+      <w:proofErr w:type="spellStart"/>
+      <w:r>
+        <w:rPr>
+          <w:rFonts w:ascii="Roboto" w:hAnsi="Roboto"/>
+          <w:sz w:val="24"/>
+          <w:szCs w:val="24"/>
+        </w:rPr>
+        <w:t>không</w:t>
+      </w:r>
+      <w:proofErr w:type="spellEnd"/>
+      <w:r>
+        <w:rPr>
+          <w:rFonts w:ascii="Roboto" w:hAnsi="Roboto"/>
+          <w:sz w:val="24"/>
+          <w:szCs w:val="24"/>
+        </w:rPr>
+        <w:t xml:space="preserve"> </w:t>
+      </w:r>
+      <w:proofErr w:type="spellStart"/>
+      <w:r>
+        <w:rPr>
+          <w:rFonts w:ascii="Roboto" w:hAnsi="Roboto"/>
+          <w:sz w:val="24"/>
+          <w:szCs w:val="24"/>
+        </w:rPr>
+        <w:t>xử</w:t>
+      </w:r>
+      <w:proofErr w:type="spellEnd"/>
+      <w:r>
+        <w:rPr>
+          <w:rFonts w:ascii="Roboto" w:hAnsi="Roboto"/>
+          <w:sz w:val="24"/>
+          <w:szCs w:val="24"/>
+        </w:rPr>
+        <w:t xml:space="preserve"> </w:t>
+      </w:r>
+      <w:proofErr w:type="spellStart"/>
+      <w:r>
+        <w:rPr>
+          <w:rFonts w:ascii="Roboto" w:hAnsi="Roboto"/>
+          <w:sz w:val="24"/>
+          <w:szCs w:val="24"/>
+        </w:rPr>
+        <w:t>dụng</w:t>
+      </w:r>
+      <w:proofErr w:type="spellEnd"/>
+      <w:r>
+        <w:rPr>
+          <w:rFonts w:ascii="Roboto" w:hAnsi="Roboto"/>
+          <w:sz w:val="24"/>
+          <w:szCs w:val="24"/>
+        </w:rPr>
+        <w:t xml:space="preserve"> </w:t>
+      </w:r>
+      <w:proofErr w:type="spellStart"/>
+      <w:r>
+        <w:rPr>
+          <w:rFonts w:ascii="Roboto" w:hAnsi="Roboto"/>
+          <w:sz w:val="24"/>
+          <w:szCs w:val="24"/>
+        </w:rPr>
+        <w:t>dữ</w:t>
+      </w:r>
+      <w:proofErr w:type="spellEnd"/>
+      <w:r>
+        <w:rPr>
+          <w:rFonts w:ascii="Roboto" w:hAnsi="Roboto"/>
+          <w:sz w:val="24"/>
+          <w:szCs w:val="24"/>
+        </w:rPr>
+        <w:t xml:space="preserve"> </w:t>
+      </w:r>
+      <w:proofErr w:type="spellStart"/>
+      <w:r>
+        <w:rPr>
+          <w:rFonts w:ascii="Roboto" w:hAnsi="Roboto"/>
+          <w:sz w:val="24"/>
+          <w:szCs w:val="24"/>
+        </w:rPr>
+        <w:t>liệu</w:t>
+      </w:r>
+      <w:proofErr w:type="spellEnd"/>
+      <w:r>
+        <w:rPr>
+          <w:rFonts w:ascii="Roboto" w:hAnsi="Roboto"/>
+          <w:sz w:val="24"/>
+          <w:szCs w:val="24"/>
+        </w:rPr>
+        <w:t xml:space="preserve"> mockup </w:t>
+      </w:r>
+      <w:proofErr w:type="spellStart"/>
+      <w:r>
+        <w:rPr>
+          <w:rFonts w:ascii="Roboto" w:hAnsi="Roboto"/>
+          <w:sz w:val="24"/>
+          <w:szCs w:val="24"/>
+        </w:rPr>
+        <w:t>dạng</w:t>
+      </w:r>
+      <w:proofErr w:type="spellEnd"/>
+      <w:r>
+        <w:rPr>
+          <w:rFonts w:ascii="Roboto" w:hAnsi="Roboto"/>
+          <w:sz w:val="24"/>
+          <w:szCs w:val="24"/>
+        </w:rPr>
+        <w:t xml:space="preserve"> lorem, …</w:t>
+      </w:r>
+    </w:p>
+    <w:p>
+      <w:pPr>
+        <w:pStyle w:val="ListParagraph"/>
+        <w:numPr>
+          <w:ilvl w:val="1"/>
+          <w:numId w:val="10"/>
+        </w:numPr>
+        <w:rPr>
+          <w:rFonts w:ascii="Roboto" w:hAnsi="Roboto"/>
+          <w:sz w:val="24"/>
+          <w:szCs w:val="24"/>
+        </w:rPr>
+      </w:pPr>
+      <w:proofErr w:type="spellStart"/>
+      <w:r>
+        <w:rPr>
+          <w:rFonts w:ascii="Roboto" w:hAnsi="Roboto"/>
+          <w:sz w:val="24"/>
+          <w:szCs w:val="24"/>
+        </w:rPr>
+        <w:t>Yêu</w:t>
+      </w:r>
+      <w:proofErr w:type="spellEnd"/>
+      <w:r>
+        <w:rPr>
+          <w:rFonts w:ascii="Roboto" w:hAnsi="Roboto"/>
+          <w:sz w:val="24"/>
+          <w:szCs w:val="24"/>
+        </w:rPr>
+        <w:t xml:space="preserve"> </w:t>
+      </w:r>
+      <w:proofErr w:type="spellStart"/>
+      <w:r>
+        <w:rPr>
+          <w:rFonts w:ascii="Roboto" w:hAnsi="Roboto"/>
+          <w:sz w:val="24"/>
+          <w:szCs w:val="24"/>
+        </w:rPr>
+        <w:t>cầu</w:t>
+      </w:r>
+      <w:proofErr w:type="spellEnd"/>
+      <w:r>
+        <w:rPr>
+          <w:rFonts w:ascii="Roboto" w:hAnsi="Roboto"/>
+          <w:sz w:val="24"/>
+          <w:szCs w:val="24"/>
+        </w:rPr>
+        <w:t xml:space="preserve"> up </w:t>
+      </w:r>
+      <w:proofErr w:type="spellStart"/>
+      <w:r>
+        <w:rPr>
+          <w:rFonts w:ascii="Roboto" w:hAnsi="Roboto"/>
+          <w:sz w:val="24"/>
+          <w:szCs w:val="24"/>
+        </w:rPr>
+        <w:t>lên</w:t>
+      </w:r>
+      <w:proofErr w:type="spellEnd"/>
+      <w:r>
+        <w:rPr>
+          <w:rFonts w:ascii="Roboto" w:hAnsi="Roboto"/>
+          <w:sz w:val="24"/>
+          <w:szCs w:val="24"/>
+        </w:rPr>
+        <w:t xml:space="preserve"> </w:t>
+      </w:r>
+      <w:r>
+        <w:rPr>
+          <w:rFonts w:ascii="Roboto" w:hAnsi="Roboto"/>
+          <w:sz w:val="24"/>
+          <w:szCs w:val="24"/>
+        </w:rPr>
+        <w:t>username.</w:t>
+      </w:r>
+      <w:r>
+        <w:rPr>
+          <w:rFonts w:ascii="Roboto" w:hAnsi="Roboto"/>
+          <w:sz w:val="24"/>
+          <w:szCs w:val="24"/>
+        </w:rPr>
+        <w:t xml:space="preserve">github.io </w:t>
+      </w:r>
+      <w:proofErr w:type="spellStart"/>
+      <w:r>
+        <w:rPr>
+          <w:rFonts w:ascii="Roboto" w:hAnsi="Roboto"/>
+          <w:sz w:val="24"/>
+          <w:szCs w:val="24"/>
+        </w:rPr>
+        <w:t>làm</w:t>
+      </w:r>
+      <w:proofErr w:type="spellEnd"/>
+      <w:r>
+        <w:rPr>
+          <w:rFonts w:ascii="Roboto" w:hAnsi="Roboto"/>
+          <w:sz w:val="24"/>
+          <w:szCs w:val="24"/>
+        </w:rPr>
+        <w:t xml:space="preserve"> </w:t>
+      </w:r>
+      <w:proofErr w:type="spellStart"/>
+      <w:r>
+        <w:rPr>
+          <w:rFonts w:ascii="Roboto" w:hAnsi="Roboto"/>
+          <w:sz w:val="24"/>
+          <w:szCs w:val="24"/>
+        </w:rPr>
+        <w:t>trang</w:t>
+      </w:r>
+      <w:proofErr w:type="spellEnd"/>
+      <w:r>
+        <w:rPr>
+          <w:rFonts w:ascii="Roboto" w:hAnsi="Roboto"/>
+          <w:sz w:val="24"/>
+          <w:szCs w:val="24"/>
+        </w:rPr>
+        <w:t xml:space="preserve"> </w:t>
+      </w:r>
+      <w:proofErr w:type="spellStart"/>
+      <w:r>
+        <w:rPr>
+          <w:rFonts w:ascii="Roboto" w:hAnsi="Roboto"/>
+          <w:sz w:val="24"/>
+          <w:szCs w:val="24"/>
+        </w:rPr>
+        <w:t>chủ</w:t>
+      </w:r>
+      <w:proofErr w:type="spellEnd"/>
+    </w:p>
+    <w:p>
+      <w:pPr>
+        <w:pStyle w:val="ListParagraph"/>
+        <w:numPr>
+          <w:ilvl w:val="1"/>
+          <w:numId w:val="10"/>
+        </w:numPr>
+        <w:rPr>
+          <w:rFonts w:ascii="Roboto" w:hAnsi="Roboto"/>
+          <w:sz w:val="24"/>
+          <w:szCs w:val="24"/>
+        </w:rPr>
+      </w:pPr>
+      <w:proofErr w:type="spellStart"/>
+      <w:r>
+        <w:rPr>
+          <w:rFonts w:ascii="Roboto" w:hAnsi="Roboto"/>
+          <w:sz w:val="24"/>
+          <w:szCs w:val="24"/>
+        </w:rPr>
+        <w:t>Hiệu</w:t>
+      </w:r>
+      <w:proofErr w:type="spellEnd"/>
+      <w:r>
+        <w:rPr>
+          <w:rFonts w:ascii="Roboto" w:hAnsi="Roboto"/>
+          <w:sz w:val="24"/>
+          <w:szCs w:val="24"/>
+        </w:rPr>
+        <w:t xml:space="preserve"> </w:t>
+      </w:r>
+      <w:proofErr w:type="spellStart"/>
+      <w:r>
+        <w:rPr>
+          <w:rFonts w:ascii="Roboto" w:hAnsi="Roboto"/>
+          <w:sz w:val="24"/>
+          <w:szCs w:val="24"/>
+        </w:rPr>
+        <w:t>ứng</w:t>
+      </w:r>
+      <w:proofErr w:type="spellEnd"/>
+      <w:r>
+        <w:rPr>
+          <w:rFonts w:ascii="Roboto" w:hAnsi="Roboto"/>
+          <w:sz w:val="24"/>
+          <w:szCs w:val="24"/>
+        </w:rPr>
+        <w:t xml:space="preserve"> transition + animation </w:t>
+      </w:r>
+      <w:proofErr w:type="spellStart"/>
+      <w:r>
+        <w:rPr>
+          <w:rFonts w:ascii="Roboto" w:hAnsi="Roboto"/>
+          <w:sz w:val="24"/>
+          <w:szCs w:val="24"/>
+        </w:rPr>
+        <w:t>mượt</w:t>
+      </w:r>
+      <w:proofErr w:type="spellEnd"/>
+      <w:r>
+        <w:rPr>
+          <w:rFonts w:ascii="Roboto" w:hAnsi="Roboto"/>
+          <w:sz w:val="24"/>
+          <w:szCs w:val="24"/>
+        </w:rPr>
+        <w:t xml:space="preserve"> </w:t>
+      </w:r>
+      <w:proofErr w:type="spellStart"/>
+      <w:r>
+        <w:rPr>
+          <w:rFonts w:ascii="Roboto" w:hAnsi="Roboto"/>
+          <w:sz w:val="24"/>
+          <w:szCs w:val="24"/>
+        </w:rPr>
+        <w:t>mà</w:t>
+      </w:r>
+      <w:proofErr w:type="spellEnd"/>
+      <w:r>
+        <w:rPr>
+          <w:rFonts w:ascii="Roboto" w:hAnsi="Roboto"/>
+          <w:sz w:val="24"/>
+          <w:szCs w:val="24"/>
+        </w:rPr>
+        <w:t xml:space="preserve">, </w:t>
+      </w:r>
+      <w:proofErr w:type="spellStart"/>
+      <w:r>
+        <w:rPr>
+          <w:rFonts w:ascii="Roboto" w:hAnsi="Roboto"/>
+          <w:sz w:val="24"/>
+          <w:szCs w:val="24"/>
+        </w:rPr>
+        <w:t>không</w:t>
+      </w:r>
+      <w:proofErr w:type="spellEnd"/>
+      <w:r>
+        <w:rPr>
+          <w:rFonts w:ascii="Roboto" w:hAnsi="Roboto"/>
+          <w:sz w:val="24"/>
+          <w:szCs w:val="24"/>
+        </w:rPr>
+        <w:t xml:space="preserve"> </w:t>
+      </w:r>
+      <w:proofErr w:type="spellStart"/>
+      <w:r>
+        <w:rPr>
+          <w:rFonts w:ascii="Roboto" w:hAnsi="Roboto"/>
+          <w:sz w:val="24"/>
+          <w:szCs w:val="24"/>
+        </w:rPr>
+        <w:t>bị</w:t>
+      </w:r>
+      <w:proofErr w:type="spellEnd"/>
+      <w:r>
+        <w:rPr>
+          <w:rFonts w:ascii="Roboto" w:hAnsi="Roboto"/>
+          <w:sz w:val="24"/>
+          <w:szCs w:val="24"/>
+        </w:rPr>
+        <w:t xml:space="preserve"> </w:t>
+      </w:r>
+      <w:proofErr w:type="spellStart"/>
+      <w:r>
+        <w:rPr>
+          <w:rFonts w:ascii="Roboto" w:hAnsi="Roboto"/>
+          <w:sz w:val="24"/>
+          <w:szCs w:val="24"/>
+        </w:rPr>
+        <w:t>giật</w:t>
+      </w:r>
+      <w:proofErr w:type="spellEnd"/>
+    </w:p>
+    <w:p>
+      <w:pPr>
+        <w:pStyle w:val="ListParagraph"/>
+        <w:numPr>
+          <w:ilvl w:val="1"/>
+          <w:numId w:val="10"/>
+        </w:numPr>
+        <w:rPr>
+          <w:rFonts w:ascii="Roboto" w:hAnsi="Roboto"/>
+          <w:sz w:val="24"/>
+          <w:szCs w:val="24"/>
+        </w:rPr>
+      </w:pPr>
+      <w:proofErr w:type="spellStart"/>
+      <w:r>
+        <w:rPr>
+          <w:rFonts w:ascii="Roboto" w:hAnsi="Roboto"/>
+          <w:sz w:val="24"/>
+          <w:szCs w:val="24"/>
+        </w:rPr>
+        <w:t>Có</w:t>
+      </w:r>
+      <w:proofErr w:type="spellEnd"/>
+      <w:r>
+        <w:rPr>
+          <w:rFonts w:ascii="Roboto" w:hAnsi="Roboto"/>
+          <w:sz w:val="24"/>
+          <w:szCs w:val="24"/>
+        </w:rPr>
+        <w:t xml:space="preserve"> </w:t>
+      </w:r>
+      <w:proofErr w:type="spellStart"/>
+      <w:r>
+        <w:rPr>
+          <w:rFonts w:ascii="Roboto" w:hAnsi="Roboto"/>
+          <w:sz w:val="24"/>
+          <w:szCs w:val="24"/>
+        </w:rPr>
+        <w:t>thể</w:t>
+      </w:r>
+      <w:proofErr w:type="spellEnd"/>
+      <w:r>
+        <w:rPr>
+          <w:rFonts w:ascii="Roboto" w:hAnsi="Roboto"/>
+          <w:sz w:val="24"/>
+          <w:szCs w:val="24"/>
+        </w:rPr>
+        <w:t xml:space="preserve"> </w:t>
+      </w:r>
+      <w:proofErr w:type="spellStart"/>
+      <w:r>
+        <w:rPr>
+          <w:rFonts w:ascii="Roboto" w:hAnsi="Roboto"/>
+          <w:sz w:val="24"/>
+          <w:szCs w:val="24"/>
+        </w:rPr>
+        <w:t>tham</w:t>
+      </w:r>
+      <w:proofErr w:type="spellEnd"/>
+      <w:r>
+        <w:rPr>
+          <w:rFonts w:ascii="Roboto" w:hAnsi="Roboto"/>
+          <w:sz w:val="24"/>
+          <w:szCs w:val="24"/>
+        </w:rPr>
+        <w:t xml:space="preserve"> </w:t>
+      </w:r>
+      <w:proofErr w:type="spellStart"/>
+      <w:r>
+        <w:rPr>
+          <w:rFonts w:ascii="Roboto" w:hAnsi="Roboto"/>
+          <w:sz w:val="24"/>
+          <w:szCs w:val="24"/>
+        </w:rPr>
+        <w:t>khảo</w:t>
+      </w:r>
+      <w:proofErr w:type="spellEnd"/>
+      <w:r>
+        <w:rPr>
+          <w:rFonts w:ascii="Roboto" w:hAnsi="Roboto"/>
+          <w:sz w:val="24"/>
+          <w:szCs w:val="24"/>
+        </w:rPr>
+        <w:t xml:space="preserve"> </w:t>
+      </w:r>
+      <w:proofErr w:type="spellStart"/>
+      <w:r>
+        <w:rPr>
+          <w:rFonts w:ascii="Roboto" w:hAnsi="Roboto"/>
+          <w:sz w:val="24"/>
+          <w:szCs w:val="24"/>
+        </w:rPr>
+        <w:t>các</w:t>
+      </w:r>
+      <w:proofErr w:type="spellEnd"/>
+      <w:r>
+        <w:rPr>
+          <w:rFonts w:ascii="Roboto" w:hAnsi="Roboto"/>
+          <w:sz w:val="24"/>
+          <w:szCs w:val="24"/>
+        </w:rPr>
+        <w:t xml:space="preserve"> </w:t>
+      </w:r>
+      <w:proofErr w:type="spellStart"/>
+      <w:r>
+        <w:rPr>
+          <w:rFonts w:ascii="Roboto" w:hAnsi="Roboto"/>
+          <w:sz w:val="24"/>
+          <w:szCs w:val="24"/>
+        </w:rPr>
+        <w:t>trang</w:t>
+      </w:r>
+      <w:proofErr w:type="spellEnd"/>
+      <w:r>
+        <w:rPr>
+          <w:rFonts w:ascii="Roboto" w:hAnsi="Roboto"/>
+          <w:sz w:val="24"/>
+          <w:szCs w:val="24"/>
+        </w:rPr>
+        <w:t xml:space="preserve"> portfolio </w:t>
+      </w:r>
+      <w:proofErr w:type="spellStart"/>
+      <w:r>
+        <w:rPr>
+          <w:rFonts w:ascii="Roboto" w:hAnsi="Roboto"/>
+          <w:sz w:val="24"/>
+          <w:szCs w:val="24"/>
+        </w:rPr>
+        <w:t>tương</w:t>
+      </w:r>
+      <w:proofErr w:type="spellEnd"/>
+      <w:r>
+        <w:rPr>
+          <w:rFonts w:ascii="Roboto" w:hAnsi="Roboto"/>
+          <w:sz w:val="24"/>
+          <w:szCs w:val="24"/>
+        </w:rPr>
+        <w:t xml:space="preserve"> </w:t>
+      </w:r>
+      <w:proofErr w:type="spellStart"/>
+      <w:r>
+        <w:rPr>
+          <w:rFonts w:ascii="Roboto" w:hAnsi="Roboto"/>
+          <w:sz w:val="24"/>
+          <w:szCs w:val="24"/>
+        </w:rPr>
+        <w:t>tự</w:t>
+      </w:r>
+      <w:proofErr w:type="spellEnd"/>
+    </w:p>
+    <w:p>
+      <w:pPr>
+        <w:pStyle w:val="ListParagraph"/>
+        <w:numPr>
+          <w:ilvl w:val="1"/>
+          <w:numId w:val="10"/>
+        </w:numPr>
+        <w:rPr>
+          <w:rFonts w:ascii="Roboto" w:hAnsi="Roboto"/>
+          <w:sz w:val="24"/>
+          <w:szCs w:val="24"/>
+        </w:rPr>
+      </w:pPr>
+      <w:proofErr w:type="spellStart"/>
+      <w:r>
+        <w:rPr>
+          <w:rFonts w:ascii="Roboto" w:hAnsi="Roboto"/>
+          <w:sz w:val="24"/>
+          <w:szCs w:val="24"/>
+        </w:rPr>
+        <w:t>Có</w:t>
+      </w:r>
+      <w:proofErr w:type="spellEnd"/>
+      <w:r>
+        <w:rPr>
+          <w:rFonts w:ascii="Roboto" w:hAnsi="Roboto"/>
+          <w:sz w:val="24"/>
+          <w:szCs w:val="24"/>
+        </w:rPr>
+        <w:t xml:space="preserve"> </w:t>
+      </w:r>
+      <w:proofErr w:type="spellStart"/>
+      <w:r>
+        <w:rPr>
+          <w:rFonts w:ascii="Roboto" w:hAnsi="Roboto"/>
+          <w:sz w:val="24"/>
+          <w:szCs w:val="24"/>
+        </w:rPr>
+        <w:t>ảnh</w:t>
+      </w:r>
+      <w:proofErr w:type="spellEnd"/>
+      <w:r>
+        <w:rPr>
+          <w:rFonts w:ascii="Roboto" w:hAnsi="Roboto"/>
+          <w:sz w:val="24"/>
+          <w:szCs w:val="24"/>
+        </w:rPr>
+        <w:t xml:space="preserve"> favicon </w:t>
+      </w:r>
+      <w:proofErr w:type="spellStart"/>
+      <w:r>
+        <w:rPr>
+          <w:rFonts w:ascii="Roboto" w:hAnsi="Roboto"/>
+          <w:sz w:val="24"/>
+          <w:szCs w:val="24"/>
+        </w:rPr>
+        <w:t>của</w:t>
+      </w:r>
+      <w:proofErr w:type="spellEnd"/>
+      <w:r>
+        <w:rPr>
+          <w:rFonts w:ascii="Roboto" w:hAnsi="Roboto"/>
+          <w:sz w:val="24"/>
+          <w:szCs w:val="24"/>
+        </w:rPr>
+        <w:t xml:space="preserve"> </w:t>
+      </w:r>
+      <w:proofErr w:type="spellStart"/>
+      <w:r>
+        <w:rPr>
+          <w:rFonts w:ascii="Roboto" w:hAnsi="Roboto"/>
+          <w:sz w:val="24"/>
+          <w:szCs w:val="24"/>
+        </w:rPr>
+        <w:t>trang</w:t>
+      </w:r>
+      <w:proofErr w:type="spellEnd"/>
+      <w:r>
+        <w:rPr>
+          <w:rFonts w:ascii="Roboto" w:hAnsi="Roboto"/>
+          <w:sz w:val="24"/>
+          <w:szCs w:val="24"/>
+        </w:rPr>
+        <w:t xml:space="preserve"> web, title tab</w:t>
+      </w:r>
+    </w:p>
+    <w:p>
+      <w:pPr>
+        <w:pStyle w:val="ListParagraph"/>
+        <w:numPr>
+          <w:ilvl w:val="1"/>
+          <w:numId w:val="10"/>
+        </w:numPr>
+        <w:rPr>
+          <w:rFonts w:ascii="Roboto" w:hAnsi="Roboto"/>
+          <w:sz w:val="24"/>
+          <w:szCs w:val="24"/>
+        </w:rPr>
+      </w:pPr>
+      <w:proofErr w:type="spellStart"/>
+      <w:r>
+        <w:rPr>
+          <w:rFonts w:ascii="Roboto" w:hAnsi="Roboto"/>
+          <w:sz w:val="24"/>
+          <w:szCs w:val="24"/>
+        </w:rPr>
+        <w:t>Ảnh</w:t>
+      </w:r>
+      <w:proofErr w:type="spellEnd"/>
+      <w:r>
+        <w:rPr>
+          <w:rFonts w:ascii="Roboto" w:hAnsi="Roboto"/>
+          <w:sz w:val="24"/>
+          <w:szCs w:val="24"/>
+        </w:rPr>
+        <w:t xml:space="preserve"> </w:t>
+      </w:r>
+      <w:proofErr w:type="spellStart"/>
+      <w:r>
+        <w:rPr>
+          <w:rFonts w:ascii="Roboto" w:hAnsi="Roboto"/>
+          <w:sz w:val="24"/>
+          <w:szCs w:val="24"/>
+        </w:rPr>
+        <w:t>có</w:t>
+      </w:r>
+      <w:proofErr w:type="spellEnd"/>
+      <w:r>
+        <w:rPr>
+          <w:rFonts w:ascii="Roboto" w:hAnsi="Roboto"/>
+          <w:sz w:val="24"/>
+          <w:szCs w:val="24"/>
+        </w:rPr>
+        <w:t xml:space="preserve"> alt </w:t>
+      </w:r>
+      <w:proofErr w:type="spellStart"/>
+      <w:r>
+        <w:rPr>
+          <w:rFonts w:ascii="Roboto" w:hAnsi="Roboto"/>
+          <w:sz w:val="24"/>
+          <w:szCs w:val="24"/>
+        </w:rPr>
+        <w:t>và</w:t>
+      </w:r>
+      <w:proofErr w:type="spellEnd"/>
+      <w:r>
+        <w:rPr>
+          <w:rFonts w:ascii="Roboto" w:hAnsi="Roboto"/>
+          <w:sz w:val="24"/>
+          <w:szCs w:val="24"/>
+        </w:rPr>
+        <w:t xml:space="preserve"> </w:t>
+      </w:r>
+      <w:proofErr w:type="spellStart"/>
+      <w:r>
+        <w:rPr>
+          <w:rFonts w:ascii="Roboto" w:hAnsi="Roboto"/>
+          <w:sz w:val="24"/>
+          <w:szCs w:val="24"/>
+        </w:rPr>
+        <w:t>không</w:t>
+      </w:r>
+      <w:proofErr w:type="spellEnd"/>
+      <w:r>
+        <w:rPr>
+          <w:rFonts w:ascii="Roboto" w:hAnsi="Roboto"/>
+          <w:sz w:val="24"/>
+          <w:szCs w:val="24"/>
+        </w:rPr>
+        <w:t xml:space="preserve"> </w:t>
+      </w:r>
+      <w:proofErr w:type="spellStart"/>
+      <w:r>
+        <w:rPr>
+          <w:rFonts w:ascii="Roboto" w:hAnsi="Roboto"/>
+          <w:sz w:val="24"/>
+          <w:szCs w:val="24"/>
+        </w:rPr>
+        <w:t>bị</w:t>
+      </w:r>
+      <w:proofErr w:type="spellEnd"/>
+      <w:r>
+        <w:rPr>
+          <w:rFonts w:ascii="Roboto" w:hAnsi="Roboto"/>
+          <w:sz w:val="24"/>
+          <w:szCs w:val="24"/>
+        </w:rPr>
+        <w:t xml:space="preserve"> </w:t>
+      </w:r>
+      <w:proofErr w:type="spellStart"/>
+      <w:r>
+        <w:rPr>
+          <w:rFonts w:ascii="Roboto" w:hAnsi="Roboto"/>
+          <w:sz w:val="24"/>
+          <w:szCs w:val="24"/>
+        </w:rPr>
+        <w:t>méo</w:t>
+      </w:r>
+      <w:proofErr w:type="spellEnd"/>
+    </w:p>
+    <w:p>
+      <w:pPr>
+        <w:pStyle w:val="ListParagraph"/>
+        <w:numPr>
+          <w:ilvl w:val="1"/>
+          <w:numId w:val="10"/>
+        </w:numPr>
+        <w:rPr>
+          <w:rFonts w:ascii="Roboto" w:hAnsi="Roboto"/>
+          <w:sz w:val="24"/>
+          <w:szCs w:val="24"/>
+        </w:rPr>
+      </w:pPr>
+      <w:proofErr w:type="spellStart"/>
+      <w:r>
+        <w:rPr>
+          <w:rFonts w:ascii="Roboto" w:hAnsi="Roboto"/>
+          <w:sz w:val="24"/>
+          <w:szCs w:val="24"/>
+        </w:rPr>
+        <w:t>Không</w:t>
+      </w:r>
+      <w:proofErr w:type="spellEnd"/>
+      <w:r>
+        <w:rPr>
+          <w:rFonts w:ascii="Roboto" w:hAnsi="Roboto"/>
+          <w:sz w:val="24"/>
+          <w:szCs w:val="24"/>
+        </w:rPr>
+        <w:t xml:space="preserve"> </w:t>
+      </w:r>
+      <w:proofErr w:type="spellStart"/>
+      <w:r>
+        <w:rPr>
+          <w:rFonts w:ascii="Roboto" w:hAnsi="Roboto"/>
+          <w:sz w:val="24"/>
+          <w:szCs w:val="24"/>
+        </w:rPr>
+        <w:t>sao</w:t>
+      </w:r>
+      <w:proofErr w:type="spellEnd"/>
+      <w:r>
+        <w:rPr>
+          <w:rFonts w:ascii="Roboto" w:hAnsi="Roboto"/>
+          <w:sz w:val="24"/>
+          <w:szCs w:val="24"/>
+        </w:rPr>
+        <w:t xml:space="preserve"> </w:t>
+      </w:r>
+      <w:proofErr w:type="spellStart"/>
+      <w:r>
+        <w:rPr>
+          <w:rFonts w:ascii="Roboto" w:hAnsi="Roboto"/>
+          <w:sz w:val="24"/>
+          <w:szCs w:val="24"/>
+        </w:rPr>
+        <w:t>chép</w:t>
+      </w:r>
+      <w:proofErr w:type="spellEnd"/>
+      <w:r>
+        <w:rPr>
+          <w:rFonts w:ascii="Roboto" w:hAnsi="Roboto"/>
+          <w:sz w:val="24"/>
+          <w:szCs w:val="24"/>
+        </w:rPr>
+        <w:t xml:space="preserve">, copy </w:t>
+      </w:r>
+      <w:proofErr w:type="spellStart"/>
+      <w:r>
+        <w:rPr>
+          <w:rFonts w:ascii="Roboto" w:hAnsi="Roboto"/>
+          <w:sz w:val="24"/>
+          <w:szCs w:val="24"/>
+        </w:rPr>
+        <w:t>bài</w:t>
+      </w:r>
+      <w:proofErr w:type="spellEnd"/>
+      <w:r>
+        <w:rPr>
+          <w:rFonts w:ascii="Roboto" w:hAnsi="Roboto"/>
+          <w:sz w:val="24"/>
+          <w:szCs w:val="24"/>
+        </w:rPr>
+        <w:t xml:space="preserve"> </w:t>
+      </w:r>
+      <w:proofErr w:type="spellStart"/>
+      <w:r>
+        <w:rPr>
+          <w:rFonts w:ascii="Roboto" w:hAnsi="Roboto"/>
+          <w:sz w:val="24"/>
+          <w:szCs w:val="24"/>
+        </w:rPr>
+        <w:t>làm</w:t>
+      </w:r>
+      <w:proofErr w:type="spellEnd"/>
+      <w:r>
+        <w:rPr>
+          <w:rFonts w:ascii="Roboto" w:hAnsi="Roboto"/>
+          <w:sz w:val="24"/>
+          <w:szCs w:val="24"/>
+        </w:rPr>
+        <w:t xml:space="preserve"> </w:t>
+      </w:r>
+      <w:proofErr w:type="spellStart"/>
+      <w:r>
+        <w:rPr>
+          <w:rFonts w:ascii="Roboto" w:hAnsi="Roboto"/>
+          <w:sz w:val="24"/>
+          <w:szCs w:val="24"/>
+        </w:rPr>
+        <w:t>của</w:t>
+      </w:r>
+      <w:proofErr w:type="spellEnd"/>
+      <w:r>
+        <w:rPr>
+          <w:rFonts w:ascii="Roboto" w:hAnsi="Roboto"/>
+          <w:sz w:val="24"/>
+          <w:szCs w:val="24"/>
+        </w:rPr>
+        <w:t xml:space="preserve"> </w:t>
+      </w:r>
+      <w:proofErr w:type="spellStart"/>
+      <w:r>
+        <w:rPr>
+          <w:rFonts w:ascii="Roboto" w:hAnsi="Roboto"/>
+          <w:sz w:val="24"/>
+          <w:szCs w:val="24"/>
+        </w:rPr>
+        <w:t>nhau</w:t>
+      </w:r>
+      <w:proofErr w:type="spellEnd"/>
+    </w:p>
+    <w:p>
+      <w:pPr>
+        <w:pStyle w:val="ListParagraph"/>
+        <w:numPr>
+          <w:ilvl w:val="1"/>
+          <w:numId w:val="10"/>
+        </w:numPr>
+        <w:rPr>
+          <w:rFonts w:ascii="Roboto" w:hAnsi="Roboto"/>
+          <w:sz w:val="24"/>
+          <w:szCs w:val="24"/>
+        </w:rPr>
+      </w:pPr>
+      <w:proofErr w:type="spellStart"/>
+      <w:r>
+        <w:rPr>
+          <w:rFonts w:ascii="Roboto" w:hAnsi="Roboto"/>
+          <w:sz w:val="24"/>
+          <w:szCs w:val="24"/>
+        </w:rPr>
+        <w:t>Chú</w:t>
+      </w:r>
+      <w:proofErr w:type="spellEnd"/>
+      <w:r>
+        <w:rPr>
+          <w:rFonts w:ascii="Roboto" w:hAnsi="Roboto"/>
+          <w:sz w:val="24"/>
+          <w:szCs w:val="24"/>
+        </w:rPr>
+        <w:t xml:space="preserve"> ý </w:t>
+      </w:r>
+      <w:proofErr w:type="spellStart"/>
+      <w:r>
+        <w:rPr>
+          <w:rFonts w:ascii="Roboto" w:hAnsi="Roboto"/>
+          <w:sz w:val="24"/>
+          <w:szCs w:val="24"/>
+        </w:rPr>
+        <w:t>về</w:t>
+      </w:r>
+      <w:proofErr w:type="spellEnd"/>
+      <w:r>
+        <w:rPr>
+          <w:rFonts w:ascii="Roboto" w:hAnsi="Roboto"/>
+          <w:sz w:val="24"/>
+          <w:szCs w:val="24"/>
+        </w:rPr>
+        <w:t xml:space="preserve"> </w:t>
+      </w:r>
+      <w:proofErr w:type="spellStart"/>
+      <w:r>
+        <w:rPr>
+          <w:rFonts w:ascii="Roboto" w:hAnsi="Roboto"/>
+          <w:sz w:val="24"/>
+          <w:szCs w:val="24"/>
+        </w:rPr>
+        <w:t>cách</w:t>
+      </w:r>
+      <w:proofErr w:type="spellEnd"/>
+      <w:r>
+        <w:rPr>
+          <w:rFonts w:ascii="Roboto" w:hAnsi="Roboto"/>
+          <w:sz w:val="24"/>
+          <w:szCs w:val="24"/>
+        </w:rPr>
+        <w:t xml:space="preserve"> </w:t>
+      </w:r>
+      <w:proofErr w:type="spellStart"/>
+      <w:r>
+        <w:rPr>
+          <w:rFonts w:ascii="Roboto" w:hAnsi="Roboto"/>
+          <w:sz w:val="24"/>
+          <w:szCs w:val="24"/>
+        </w:rPr>
+        <w:t>chọn</w:t>
+      </w:r>
+      <w:proofErr w:type="spellEnd"/>
+      <w:r>
+        <w:rPr>
+          <w:rFonts w:ascii="Roboto" w:hAnsi="Roboto"/>
+          <w:sz w:val="24"/>
+          <w:szCs w:val="24"/>
+        </w:rPr>
+        <w:t xml:space="preserve"> </w:t>
+      </w:r>
+      <w:proofErr w:type="spellStart"/>
+      <w:r>
+        <w:rPr>
+          <w:rFonts w:ascii="Roboto" w:hAnsi="Roboto"/>
+          <w:sz w:val="24"/>
+          <w:szCs w:val="24"/>
+        </w:rPr>
+        <w:t>màu</w:t>
+      </w:r>
+      <w:proofErr w:type="spellEnd"/>
+      <w:r>
+        <w:rPr>
+          <w:rFonts w:ascii="Roboto" w:hAnsi="Roboto"/>
+          <w:sz w:val="24"/>
+          <w:szCs w:val="24"/>
+        </w:rPr>
+        <w:t xml:space="preserve"> </w:t>
+      </w:r>
+      <w:proofErr w:type="spellStart"/>
+      <w:r>
+        <w:rPr>
+          <w:rFonts w:ascii="Roboto" w:hAnsi="Roboto"/>
+          <w:sz w:val="24"/>
+          <w:szCs w:val="24"/>
+        </w:rPr>
+        <w:t>sắc</w:t>
+      </w:r>
+      <w:proofErr w:type="spellEnd"/>
+      <w:r>
+        <w:rPr>
+          <w:rFonts w:ascii="Roboto" w:hAnsi="Roboto"/>
+          <w:sz w:val="24"/>
+          <w:szCs w:val="24"/>
+        </w:rPr>
+        <w:t xml:space="preserve"> </w:t>
+      </w:r>
+      <w:proofErr w:type="spellStart"/>
+      <w:r>
+        <w:rPr>
+          <w:rFonts w:ascii="Roboto" w:hAnsi="Roboto"/>
+          <w:sz w:val="24"/>
+          <w:szCs w:val="24"/>
+        </w:rPr>
+        <w:t>trong</w:t>
+      </w:r>
+      <w:proofErr w:type="spellEnd"/>
+      <w:r>
+        <w:rPr>
+          <w:rFonts w:ascii="Roboto" w:hAnsi="Roboto"/>
+          <w:sz w:val="24"/>
+          <w:szCs w:val="24"/>
+        </w:rPr>
+        <w:t xml:space="preserve"> </w:t>
+      </w:r>
+      <w:proofErr w:type="spellStart"/>
+      <w:r>
+        <w:rPr>
+          <w:rFonts w:ascii="Roboto" w:hAnsi="Roboto"/>
+          <w:sz w:val="24"/>
+          <w:szCs w:val="24"/>
+        </w:rPr>
+        <w:t>bài</w:t>
+      </w:r>
+      <w:proofErr w:type="spellEnd"/>
+      <w:r>
+        <w:rPr>
+          <w:rFonts w:ascii="Roboto" w:hAnsi="Roboto"/>
+          <w:sz w:val="24"/>
+          <w:szCs w:val="24"/>
+        </w:rPr>
+        <w:t xml:space="preserve"> </w:t>
+      </w:r>
+      <w:proofErr w:type="spellStart"/>
+      <w:r>
+        <w:rPr>
+          <w:rFonts w:ascii="Roboto" w:hAnsi="Roboto"/>
+          <w:sz w:val="24"/>
+          <w:szCs w:val="24"/>
+        </w:rPr>
+        <w:t>làm</w:t>
+      </w:r>
+      <w:proofErr w:type="spellEnd"/>
+    </w:p>
+    <w:p>
+      <w:pPr>
+        <w:pStyle w:val="ListParagraph"/>
+        <w:ind w:left="2160"/>
+        <w:rPr>
+          <w:rFonts w:ascii="Roboto" w:hAnsi="Roboto"/>
+          <w:sz w:val="24"/>
+          <w:szCs w:val="24"/>
+        </w:rPr>
+      </w:pPr>
+    </w:p>
+    <w:p>
+      <w:pPr>
+        <w:ind w:firstLine="720"/>
+        <w:jc w:val="both"/>
+        <w:rPr>
+          <w:rFonts w:ascii="Roboto" w:hAnsi="Roboto"/>
+          <w:b/>
+          <w:bCs/>
+          <w:sz w:val="24"/>
+          <w:szCs w:val="24"/>
+        </w:rPr>
+      </w:pPr>
+      <w:r>
+        <w:rPr>
+          <w:rFonts w:ascii="Roboto" w:hAnsi="Roboto"/>
+          <w:b/>
+          <w:bCs/>
+          <w:sz w:val="24"/>
+          <w:szCs w:val="24"/>
+          <w:highlight w:val="yellow"/>
+        </w:rPr>
+        <w:t>N</w:t>
+      </w:r>
+      <w:r>
+        <w:rPr>
+          <w:rFonts w:ascii="Roboto" w:hAnsi="Roboto"/>
+          <w:b/>
+          <w:bCs/>
+          <w:sz w:val="24"/>
+          <w:szCs w:val="24"/>
+          <w:highlight w:val="yellow"/>
+        </w:rPr>
+        <w:t>ỘP BÀI</w:t>
+      </w:r>
+    </w:p>
+    <w:p>
+      <w:pPr>
+        <w:pStyle w:val="ListParagraph"/>
+        <w:numPr>
+          <w:ilvl w:val="1"/>
+          <w:numId w:val="11"/>
+        </w:numPr>
+        <w:rPr>
+          <w:rFonts w:ascii="Roboto" w:hAnsi="Roboto"/>
+          <w:sz w:val="24"/>
+          <w:szCs w:val="24"/>
+        </w:rPr>
+      </w:pPr>
+      <w:r>
+        <w:rPr>
+          <w:rFonts w:ascii="Roboto" w:hAnsi="Roboto"/>
+          <w:sz w:val="24"/>
+          <w:szCs w:val="24"/>
+        </w:rPr>
+        <w:t xml:space="preserve">Khi </w:t>
+      </w:r>
+      <w:proofErr w:type="spellStart"/>
+      <w:r>
+        <w:rPr>
+          <w:rFonts w:ascii="Roboto" w:hAnsi="Roboto"/>
+          <w:sz w:val="24"/>
+          <w:szCs w:val="24"/>
+        </w:rPr>
+        <w:t>nộp</w:t>
+      </w:r>
+      <w:proofErr w:type="spellEnd"/>
+      <w:r>
+        <w:rPr>
+          <w:rFonts w:ascii="Roboto" w:hAnsi="Roboto"/>
+          <w:sz w:val="24"/>
+          <w:szCs w:val="24"/>
+        </w:rPr>
+        <w:t xml:space="preserve"> </w:t>
+      </w:r>
+      <w:proofErr w:type="spellStart"/>
+      <w:r>
+        <w:rPr>
+          <w:rFonts w:ascii="Roboto" w:hAnsi="Roboto"/>
+          <w:sz w:val="24"/>
+          <w:szCs w:val="24"/>
+        </w:rPr>
+        <w:t>bài</w:t>
+      </w:r>
+      <w:proofErr w:type="spellEnd"/>
+      <w:r>
+        <w:rPr>
+          <w:rFonts w:ascii="Roboto" w:hAnsi="Roboto"/>
+          <w:sz w:val="24"/>
+          <w:szCs w:val="24"/>
+        </w:rPr>
+        <w:t xml:space="preserve">, </w:t>
+      </w:r>
+      <w:proofErr w:type="spellStart"/>
+      <w:r>
+        <w:rPr>
+          <w:rFonts w:ascii="Roboto" w:hAnsi="Roboto"/>
+          <w:sz w:val="24"/>
+          <w:szCs w:val="24"/>
+        </w:rPr>
+        <w:t>chỉ</w:t>
+      </w:r>
+      <w:proofErr w:type="spellEnd"/>
+      <w:r>
+        <w:rPr>
+          <w:rFonts w:ascii="Roboto" w:hAnsi="Roboto"/>
+          <w:sz w:val="24"/>
+          <w:szCs w:val="24"/>
+        </w:rPr>
+        <w:t xml:space="preserve"> </w:t>
+      </w:r>
+      <w:proofErr w:type="spellStart"/>
+      <w:r>
+        <w:rPr>
+          <w:rFonts w:ascii="Roboto" w:hAnsi="Roboto"/>
+          <w:sz w:val="24"/>
+          <w:szCs w:val="24"/>
+        </w:rPr>
+        <w:t>cần</w:t>
+      </w:r>
+      <w:proofErr w:type="spellEnd"/>
+      <w:r>
+        <w:rPr>
+          <w:rFonts w:ascii="Roboto" w:hAnsi="Roboto"/>
+          <w:sz w:val="24"/>
+          <w:szCs w:val="24"/>
+        </w:rPr>
+        <w:t xml:space="preserve"> </w:t>
+      </w:r>
+      <w:proofErr w:type="spellStart"/>
+      <w:r>
+        <w:rPr>
+          <w:rFonts w:ascii="Roboto" w:hAnsi="Roboto"/>
+          <w:sz w:val="24"/>
+          <w:szCs w:val="24"/>
+        </w:rPr>
+        <w:t>nộp</w:t>
+      </w:r>
+      <w:proofErr w:type="spellEnd"/>
+      <w:r>
+        <w:rPr>
+          <w:rFonts w:ascii="Roboto" w:hAnsi="Roboto"/>
+          <w:sz w:val="24"/>
+          <w:szCs w:val="24"/>
+        </w:rPr>
+        <w:t xml:space="preserve"> link </w:t>
+      </w:r>
+      <w:r>
+        <w:rPr>
+          <w:rFonts w:ascii="Roboto" w:hAnsi="Roboto"/>
+          <w:sz w:val="24"/>
+          <w:szCs w:val="24"/>
+          <w:highlight w:val="yellow"/>
+        </w:rPr>
+        <w:t>username.github.io</w:t>
+      </w:r>
+      <w:r>
+        <w:rPr>
+          <w:rFonts w:ascii="Roboto" w:hAnsi="Roboto"/>
+          <w:sz w:val="24"/>
+          <w:szCs w:val="24"/>
+        </w:rPr>
+        <w:t xml:space="preserve"> </w:t>
+      </w:r>
+      <w:proofErr w:type="spellStart"/>
+      <w:r>
+        <w:rPr>
+          <w:rFonts w:ascii="Roboto" w:hAnsi="Roboto"/>
+          <w:sz w:val="24"/>
+          <w:szCs w:val="24"/>
+        </w:rPr>
+        <w:t>trong</w:t>
+      </w:r>
+      <w:proofErr w:type="spellEnd"/>
+      <w:r>
+        <w:rPr>
+          <w:rFonts w:ascii="Roboto" w:hAnsi="Roboto"/>
+          <w:sz w:val="24"/>
+          <w:szCs w:val="24"/>
+        </w:rPr>
+        <w:t xml:space="preserve"> </w:t>
+      </w:r>
+      <w:proofErr w:type="spellStart"/>
+      <w:r>
+        <w:rPr>
+          <w:rFonts w:ascii="Roboto" w:hAnsi="Roboto"/>
+          <w:sz w:val="24"/>
+          <w:szCs w:val="24"/>
+        </w:rPr>
+        <w:t>phần</w:t>
+      </w:r>
+      <w:proofErr w:type="spellEnd"/>
+      <w:r>
+        <w:rPr>
+          <w:rFonts w:ascii="Roboto" w:hAnsi="Roboto"/>
+          <w:sz w:val="24"/>
+          <w:szCs w:val="24"/>
+        </w:rPr>
+        <w:t xml:space="preserve"> </w:t>
+      </w:r>
+      <w:proofErr w:type="spellStart"/>
+      <w:r>
+        <w:rPr>
+          <w:rFonts w:ascii="Roboto" w:hAnsi="Roboto"/>
+          <w:sz w:val="24"/>
+          <w:szCs w:val="24"/>
+        </w:rPr>
+        <w:t>bài</w:t>
+      </w:r>
+      <w:proofErr w:type="spellEnd"/>
+      <w:r>
+        <w:rPr>
+          <w:rFonts w:ascii="Roboto" w:hAnsi="Roboto"/>
+          <w:sz w:val="24"/>
+          <w:szCs w:val="24"/>
+        </w:rPr>
+        <w:t xml:space="preserve"> </w:t>
+      </w:r>
+      <w:proofErr w:type="spellStart"/>
+      <w:r>
+        <w:rPr>
+          <w:rFonts w:ascii="Roboto" w:hAnsi="Roboto"/>
+          <w:sz w:val="24"/>
+          <w:szCs w:val="24"/>
+        </w:rPr>
+        <w:t>tập</w:t>
+      </w:r>
+      <w:proofErr w:type="spellEnd"/>
+      <w:r>
+        <w:rPr>
+          <w:rFonts w:ascii="Roboto" w:hAnsi="Roboto"/>
+          <w:sz w:val="24"/>
+          <w:szCs w:val="24"/>
+        </w:rPr>
+        <w:t xml:space="preserve"> </w:t>
+      </w:r>
+      <w:proofErr w:type="spellStart"/>
+      <w:r>
+        <w:rPr>
+          <w:rFonts w:ascii="Roboto" w:hAnsi="Roboto"/>
+          <w:sz w:val="24"/>
+          <w:szCs w:val="24"/>
+        </w:rPr>
+        <w:t>lớp</w:t>
+      </w:r>
+      <w:proofErr w:type="spellEnd"/>
+      <w:r>
+        <w:rPr>
+          <w:rFonts w:ascii="Roboto" w:hAnsi="Roboto"/>
+          <w:sz w:val="24"/>
+          <w:szCs w:val="24"/>
+        </w:rPr>
+        <w:t xml:space="preserve"> web</w:t>
+      </w:r>
+    </w:p>
+    <w:p>
+      <w:pPr>
+        <w:pStyle w:val="ListParagraph"/>
+        <w:numPr>
+          <w:ilvl w:val="1"/>
+          <w:numId w:val="11"/>
+        </w:numPr>
+        <w:rPr>
+          <w:rFonts w:ascii="Roboto" w:hAnsi="Roboto"/>
+          <w:sz w:val="24"/>
+          <w:szCs w:val="24"/>
+        </w:rPr>
+      </w:pPr>
+      <w:r>
+        <w:rPr>
+          <w:rFonts w:ascii="Roboto" w:hAnsi="Roboto"/>
+          <w:sz w:val="24"/>
+          <w:szCs w:val="24"/>
+          <w:highlight w:val="yellow"/>
+        </w:rPr>
+        <w:t>Note</w:t>
+      </w:r>
+      <w:r>
+        <w:rPr>
+          <w:rFonts w:ascii="Roboto" w:hAnsi="Roboto"/>
+          <w:sz w:val="24"/>
+          <w:szCs w:val="24"/>
+        </w:rPr>
+        <w:t xml:space="preserve">: </w:t>
+      </w:r>
+      <w:proofErr w:type="spellStart"/>
+      <w:r>
+        <w:rPr>
+          <w:rFonts w:ascii="Roboto" w:hAnsi="Roboto"/>
+          <w:sz w:val="24"/>
+          <w:szCs w:val="24"/>
+        </w:rPr>
+        <w:t>Các</w:t>
+      </w:r>
+      <w:proofErr w:type="spellEnd"/>
+      <w:r>
+        <w:rPr>
+          <w:rFonts w:ascii="Roboto" w:hAnsi="Roboto"/>
+          <w:sz w:val="24"/>
+          <w:szCs w:val="24"/>
+        </w:rPr>
+        <w:t xml:space="preserve"> link </w:t>
+      </w:r>
+      <w:proofErr w:type="spellStart"/>
+      <w:r>
+        <w:rPr>
+          <w:rFonts w:ascii="Roboto" w:hAnsi="Roboto"/>
+          <w:sz w:val="24"/>
+          <w:szCs w:val="24"/>
+        </w:rPr>
+        <w:t>có</w:t>
+      </w:r>
+      <w:proofErr w:type="spellEnd"/>
+      <w:r>
+        <w:rPr>
+          <w:rFonts w:ascii="Roboto" w:hAnsi="Roboto"/>
+          <w:sz w:val="24"/>
+          <w:szCs w:val="24"/>
+        </w:rPr>
+        <w:t xml:space="preserve"> </w:t>
+      </w:r>
+      <w:proofErr w:type="spellStart"/>
+      <w:r>
+        <w:rPr>
+          <w:rFonts w:ascii="Roboto" w:hAnsi="Roboto"/>
+          <w:sz w:val="24"/>
+          <w:szCs w:val="24"/>
+        </w:rPr>
+        <w:t>đường</w:t>
+      </w:r>
+      <w:proofErr w:type="spellEnd"/>
+      <w:r>
+        <w:rPr>
+          <w:rFonts w:ascii="Roboto" w:hAnsi="Roboto"/>
+          <w:sz w:val="24"/>
+          <w:szCs w:val="24"/>
+        </w:rPr>
+        <w:t xml:space="preserve"> </w:t>
+      </w:r>
+      <w:proofErr w:type="spellStart"/>
+      <w:r>
+        <w:rPr>
+          <w:rFonts w:ascii="Roboto" w:hAnsi="Roboto"/>
+          <w:sz w:val="24"/>
+          <w:szCs w:val="24"/>
+        </w:rPr>
+        <w:t>dẫn</w:t>
+      </w:r>
+      <w:proofErr w:type="spellEnd"/>
+      <w:r>
+        <w:rPr>
+          <w:rFonts w:ascii="Roboto" w:hAnsi="Roboto"/>
+          <w:sz w:val="24"/>
+          <w:szCs w:val="24"/>
+        </w:rPr>
+        <w:t xml:space="preserve"> </w:t>
+      </w:r>
+      <w:proofErr w:type="spellStart"/>
+      <w:r>
+        <w:rPr>
+          <w:rFonts w:ascii="Roboto" w:hAnsi="Roboto"/>
+          <w:sz w:val="24"/>
+          <w:szCs w:val="24"/>
+        </w:rPr>
+        <w:t>kiểu</w:t>
+      </w:r>
+      <w:proofErr w:type="spellEnd"/>
+      <w:r>
+        <w:rPr>
+          <w:rFonts w:ascii="Roboto" w:hAnsi="Roboto"/>
+          <w:sz w:val="24"/>
+          <w:szCs w:val="24"/>
+        </w:rPr>
+        <w:t xml:space="preserve"> </w:t>
+      </w:r>
+      <w:r>
+        <w:rPr>
+          <w:rFonts w:ascii="Roboto" w:hAnsi="Roboto"/>
+          <w:sz w:val="24"/>
+          <w:szCs w:val="24"/>
+          <w:highlight w:val="yellow"/>
+        </w:rPr>
+        <w:t>username.github.io</w:t>
+      </w:r>
+      <w:r>
+        <w:rPr>
+          <w:rFonts w:ascii="Roboto" w:hAnsi="Roboto"/>
+          <w:sz w:val="24"/>
+          <w:szCs w:val="24"/>
+          <w:highlight w:val="yellow"/>
+        </w:rPr>
+        <w:t>/</w:t>
+      </w:r>
+      <w:proofErr w:type="spellStart"/>
+      <w:r>
+        <w:rPr>
+          <w:rFonts w:ascii="Roboto" w:hAnsi="Roboto"/>
+          <w:sz w:val="24"/>
+          <w:szCs w:val="24"/>
+          <w:highlight w:val="yellow"/>
+        </w:rPr>
+        <w:t>abc-xyz</w:t>
+      </w:r>
+      <w:proofErr w:type="spellEnd"/>
+      <w:r>
+        <w:rPr>
+          <w:rFonts w:ascii="Roboto" w:hAnsi="Roboto"/>
+          <w:sz w:val="24"/>
+          <w:szCs w:val="24"/>
+        </w:rPr>
+        <w:t xml:space="preserve"> </w:t>
+      </w:r>
+      <w:proofErr w:type="spellStart"/>
+      <w:r>
+        <w:rPr>
+          <w:rFonts w:ascii="Roboto" w:hAnsi="Roboto"/>
+          <w:sz w:val="24"/>
+          <w:szCs w:val="24"/>
+        </w:rPr>
+        <w:t>đều</w:t>
+      </w:r>
+      <w:proofErr w:type="spellEnd"/>
+      <w:r>
+        <w:rPr>
+          <w:rFonts w:ascii="Roboto" w:hAnsi="Roboto"/>
+          <w:sz w:val="24"/>
+          <w:szCs w:val="24"/>
+        </w:rPr>
+        <w:t xml:space="preserve"> </w:t>
+      </w:r>
+      <w:proofErr w:type="spellStart"/>
+      <w:r>
+        <w:rPr>
+          <w:rFonts w:ascii="Roboto" w:hAnsi="Roboto"/>
+          <w:sz w:val="24"/>
+          <w:szCs w:val="24"/>
+        </w:rPr>
+        <w:t>không</w:t>
+      </w:r>
+      <w:proofErr w:type="spellEnd"/>
+      <w:r>
+        <w:rPr>
+          <w:rFonts w:ascii="Roboto" w:hAnsi="Roboto"/>
+          <w:sz w:val="24"/>
+          <w:szCs w:val="24"/>
+        </w:rPr>
+        <w:t xml:space="preserve"> </w:t>
+      </w:r>
+      <w:proofErr w:type="spellStart"/>
+      <w:r>
+        <w:rPr>
+          <w:rFonts w:ascii="Roboto" w:hAnsi="Roboto"/>
+          <w:sz w:val="24"/>
+          <w:szCs w:val="24"/>
+        </w:rPr>
+        <w:t>được</w:t>
+      </w:r>
+      <w:proofErr w:type="spellEnd"/>
+      <w:r>
+        <w:rPr>
+          <w:rFonts w:ascii="Roboto" w:hAnsi="Roboto"/>
+          <w:sz w:val="24"/>
+          <w:szCs w:val="24"/>
+        </w:rPr>
+        <w:t xml:space="preserve"> </w:t>
+      </w:r>
+      <w:proofErr w:type="spellStart"/>
+      <w:r>
+        <w:rPr>
+          <w:rFonts w:ascii="Roboto" w:hAnsi="Roboto"/>
+          <w:sz w:val="24"/>
+          <w:szCs w:val="24"/>
+        </w:rPr>
+        <w:t>chấp</w:t>
+      </w:r>
+      <w:proofErr w:type="spellEnd"/>
+      <w:r>
+        <w:rPr>
+          <w:rFonts w:ascii="Roboto" w:hAnsi="Roboto"/>
+          <w:sz w:val="24"/>
+          <w:szCs w:val="24"/>
+        </w:rPr>
+        <w:t xml:space="preserve"> </w:t>
+      </w:r>
+      <w:proofErr w:type="spellStart"/>
+      <w:r>
+        <w:rPr>
+          <w:rFonts w:ascii="Roboto" w:hAnsi="Roboto"/>
+          <w:sz w:val="24"/>
+          <w:szCs w:val="24"/>
+        </w:rPr>
+        <w:t>nhận</w:t>
+      </w:r>
+      <w:proofErr w:type="spellEnd"/>
     </w:p>
     <w:p>
       <w:pPr>
@@ -544,6 +2891,318 @@
 <file path=word/numbering.xml><?xml version="1.0" encoding="utf-8"?>
 <w:numbering xmlns:wpc="http://schemas.microsoft.com/office/word/2010/wordprocessingCanvas" xmlns:cx="http://schemas.microsoft.com/office/drawing/2014/chartex" xmlns:cx1="http://schemas.microsoft.com/office/drawing/2015/9/8/chartex" xmlns:cx2="http://schemas.microsoft.com/office/drawing/2015/10/21/chartex" xmlns:cx3="http://schemas.microsoft.com/office/drawing/2016/5/9/chartex" xmlns:cx4="http://schemas.microsoft.com/office/drawing/2016/5/10/chartex" xmlns:cx5="http://schemas.microsoft.com/office/drawing/2016/5/11/chartex" xmlns:cx6="http://schemas.microsoft.com/office/drawing/2016/5/12/chartex" xmlns:cx7="http://schemas.microsoft.com/office/drawing/2016/5/13/chartex" xmlns:cx8="http://schemas.microsoft.com/office/drawing/2016/5/14/chartex" xmlns:mc="http://schemas.openxmlformats.org/markup-compatibility/2006" xmlns:aink="http://schemas.microsoft.com/office/drawing/2016/ink" xmlns:am3d="http://schemas.microsoft.com/office/drawing/2017/model3d" xmlns:o="urn:schemas-microsoft-com:office:office" xmlns:r="http://schemas.openxmlformats.org/officeDocument/2006/relationships" xmlns:m="http://schemas.openxmlformats.org/officeDocument/2006/math" xmlns:v="urn:schemas-microsoft-com:vml" xmlns:wp14="http://schemas.microsoft.com/office/word/2010/wordprocessingDrawing" xmlns:wp="http://schemas.openxmlformats.org/drawingml/2006/wordprocessingDrawing" xmlns:w10="urn:schemas-microsoft-com:office:word" xmlns:w="http://schemas.openxmlformats.org/wordprocessingml/2006/main" xmlns:w14="http://schemas.microsoft.com/office/word/2010/wordml" xmlns:w15="http://schemas.microsoft.com/office/word/2012/wordml" xmlns:w16cex="http://schemas.microsoft.com/office/word/2018/wordml/cex" xmlns:w16cid="http://schemas.microsoft.com/office/word/2016/wordml/cid" xmlns:w16="http://schemas.microsoft.com/office/word/2018/wordml" xmlns:w16se="http://schemas.microsoft.com/office/word/2015/wordml/symex" xmlns:wpg="http://schemas.microsoft.com/office/word/2010/wordprocessingGroup" xmlns:wpi="http://schemas.microsoft.com/office/word/2010/wordprocessingInk" xmlns:wne="http://schemas.microsoft.com/office/word/2006/wordml" xmlns:wps="http://schemas.microsoft.com/office/word/2010/wordprocessingShape" mc:Ignorable="w14 w15 w16se w16cid w16 w16cex wp14">
   <w:abstractNum w:abstractNumId="0" w15:restartNumberingAfterBreak="0">
+    <w:nsid w:val="05611422"/>
+    <w:multiLevelType w:val="hybridMultilevel"/>
+    <w:tmpl w:val="1B12E086"/>
+    <w:lvl w:ilvl="0" w:tplc="0204B4FE">
+      <w:numFmt w:val="bullet"/>
+      <w:lvlText w:val="-"/>
+      <w:lvlJc w:val="left"/>
+      <w:pPr>
+        <w:ind w:left="720" w:hanging="360"/>
+      </w:pPr>
+      <w:rPr>
+        <w:rFonts w:ascii="Roboto" w:eastAsiaTheme="minorHAnsi" w:hAnsi="Roboto" w:cstheme="minorBidi" w:hint="default"/>
+      </w:rPr>
+    </w:lvl>
+    <w:lvl w:ilvl="1" w:tplc="04090001">
+      <w:start w:val="1"/>
+      <w:numFmt w:val="bullet"/>
+      <w:lvlText w:val=""/>
+      <w:lvlJc w:val="left"/>
+      <w:pPr>
+        <w:ind w:left="1440" w:hanging="360"/>
+      </w:pPr>
+      <w:rPr>
+        <w:rFonts w:ascii="Symbol" w:hAnsi="Symbol" w:hint="default"/>
+      </w:rPr>
+    </w:lvl>
+    <w:lvl w:ilvl="2" w:tplc="04090005" w:tentative="1">
+      <w:start w:val="1"/>
+      <w:numFmt w:val="bullet"/>
+      <w:lvlText w:val=""/>
+      <w:lvlJc w:val="left"/>
+      <w:pPr>
+        <w:ind w:left="2160" w:hanging="360"/>
+      </w:pPr>
+      <w:rPr>
+        <w:rFonts w:ascii="Wingdings" w:hAnsi="Wingdings" w:hint="default"/>
+      </w:rPr>
+    </w:lvl>
+    <w:lvl w:ilvl="3" w:tplc="04090001" w:tentative="1">
+      <w:start w:val="1"/>
+      <w:numFmt w:val="bullet"/>
+      <w:lvlText w:val=""/>
+      <w:lvlJc w:val="left"/>
+      <w:pPr>
+        <w:ind w:left="2880" w:hanging="360"/>
+      </w:pPr>
+      <w:rPr>
+        <w:rFonts w:ascii="Symbol" w:hAnsi="Symbol" w:hint="default"/>
+      </w:rPr>
+    </w:lvl>
+    <w:lvl w:ilvl="4" w:tplc="04090003" w:tentative="1">
+      <w:start w:val="1"/>
+      <w:numFmt w:val="bullet"/>
+      <w:lvlText w:val="o"/>
+      <w:lvlJc w:val="left"/>
+      <w:pPr>
+        <w:ind w:left="3600" w:hanging="360"/>
+      </w:pPr>
+      <w:rPr>
+        <w:rFonts w:ascii="Courier New" w:hAnsi="Courier New" w:cs="Courier New" w:hint="default"/>
+      </w:rPr>
+    </w:lvl>
+    <w:lvl w:ilvl="5" w:tplc="04090005" w:tentative="1">
+      <w:start w:val="1"/>
+      <w:numFmt w:val="bullet"/>
+      <w:lvlText w:val=""/>
+      <w:lvlJc w:val="left"/>
+      <w:pPr>
+        <w:ind w:left="4320" w:hanging="360"/>
+      </w:pPr>
+      <w:rPr>
+        <w:rFonts w:ascii="Wingdings" w:hAnsi="Wingdings" w:hint="default"/>
+      </w:rPr>
+    </w:lvl>
+    <w:lvl w:ilvl="6" w:tplc="04090001" w:tentative="1">
+      <w:start w:val="1"/>
+      <w:numFmt w:val="bullet"/>
+      <w:lvlText w:val=""/>
+      <w:lvlJc w:val="left"/>
+      <w:pPr>
+        <w:ind w:left="5040" w:hanging="360"/>
+      </w:pPr>
+      <w:rPr>
+        <w:rFonts w:ascii="Symbol" w:hAnsi="Symbol" w:hint="default"/>
+      </w:rPr>
+    </w:lvl>
+    <w:lvl w:ilvl="7" w:tplc="04090003" w:tentative="1">
+      <w:start w:val="1"/>
+      <w:numFmt w:val="bullet"/>
+      <w:lvlText w:val="o"/>
+      <w:lvlJc w:val="left"/>
+      <w:pPr>
+        <w:ind w:left="5760" w:hanging="360"/>
+      </w:pPr>
+      <w:rPr>
+        <w:rFonts w:ascii="Courier New" w:hAnsi="Courier New" w:cs="Courier New" w:hint="default"/>
+      </w:rPr>
+    </w:lvl>
+    <w:lvl w:ilvl="8" w:tplc="04090005" w:tentative="1">
+      <w:start w:val="1"/>
+      <w:numFmt w:val="bullet"/>
+      <w:lvlText w:val=""/>
+      <w:lvlJc w:val="left"/>
+      <w:pPr>
+        <w:ind w:left="6480" w:hanging="360"/>
+      </w:pPr>
+      <w:rPr>
+        <w:rFonts w:ascii="Wingdings" w:hAnsi="Wingdings" w:hint="default"/>
+      </w:rPr>
+    </w:lvl>
+  </w:abstractNum>
+  <w:abstractNum w:abstractNumId="1" w15:restartNumberingAfterBreak="0">
+    <w:nsid w:val="16BD0531"/>
+    <w:multiLevelType w:val="hybridMultilevel"/>
+    <w:tmpl w:val="B136D524"/>
+    <w:lvl w:ilvl="0" w:tplc="0204B4FE">
+      <w:numFmt w:val="bullet"/>
+      <w:lvlText w:val="-"/>
+      <w:lvlJc w:val="left"/>
+      <w:pPr>
+        <w:ind w:left="720" w:hanging="360"/>
+      </w:pPr>
+      <w:rPr>
+        <w:rFonts w:ascii="Roboto" w:eastAsiaTheme="minorHAnsi" w:hAnsi="Roboto" w:cstheme="minorBidi" w:hint="default"/>
+      </w:rPr>
+    </w:lvl>
+    <w:lvl w:ilvl="1" w:tplc="04090005">
+      <w:start w:val="1"/>
+      <w:numFmt w:val="bullet"/>
+      <w:lvlText w:val=""/>
+      <w:lvlJc w:val="left"/>
+      <w:pPr>
+        <w:ind w:left="1440" w:hanging="360"/>
+      </w:pPr>
+      <w:rPr>
+        <w:rFonts w:ascii="Wingdings" w:hAnsi="Wingdings" w:hint="default"/>
+      </w:rPr>
+    </w:lvl>
+    <w:lvl w:ilvl="2" w:tplc="04090005" w:tentative="1">
+      <w:start w:val="1"/>
+      <w:numFmt w:val="bullet"/>
+      <w:lvlText w:val=""/>
+      <w:lvlJc w:val="left"/>
+      <w:pPr>
+        <w:ind w:left="2160" w:hanging="360"/>
+      </w:pPr>
+      <w:rPr>
+        <w:rFonts w:ascii="Wingdings" w:hAnsi="Wingdings" w:hint="default"/>
+      </w:rPr>
+    </w:lvl>
+    <w:lvl w:ilvl="3" w:tplc="04090001" w:tentative="1">
+      <w:start w:val="1"/>
+      <w:numFmt w:val="bullet"/>
+      <w:lvlText w:val=""/>
+      <w:lvlJc w:val="left"/>
+      <w:pPr>
+        <w:ind w:left="2880" w:hanging="360"/>
+      </w:pPr>
+      <w:rPr>
+        <w:rFonts w:ascii="Symbol" w:hAnsi="Symbol" w:hint="default"/>
+      </w:rPr>
+    </w:lvl>
+    <w:lvl w:ilvl="4" w:tplc="04090003" w:tentative="1">
+      <w:start w:val="1"/>
+      <w:numFmt w:val="bullet"/>
+      <w:lvlText w:val="o"/>
+      <w:lvlJc w:val="left"/>
+      <w:pPr>
+        <w:ind w:left="3600" w:hanging="360"/>
+      </w:pPr>
+      <w:rPr>
+        <w:rFonts w:ascii="Courier New" w:hAnsi="Courier New" w:cs="Courier New" w:hint="default"/>
+      </w:rPr>
+    </w:lvl>
+    <w:lvl w:ilvl="5" w:tplc="04090005" w:tentative="1">
+      <w:start w:val="1"/>
+      <w:numFmt w:val="bullet"/>
+      <w:lvlText w:val=""/>
+      <w:lvlJc w:val="left"/>
+      <w:pPr>
+        <w:ind w:left="4320" w:hanging="360"/>
+      </w:pPr>
+      <w:rPr>
+        <w:rFonts w:ascii="Wingdings" w:hAnsi="Wingdings" w:hint="default"/>
+      </w:rPr>
+    </w:lvl>
+    <w:lvl w:ilvl="6" w:tplc="04090001" w:tentative="1">
+      <w:start w:val="1"/>
+      <w:numFmt w:val="bullet"/>
+      <w:lvlText w:val=""/>
+      <w:lvlJc w:val="left"/>
+      <w:pPr>
+        <w:ind w:left="5040" w:hanging="360"/>
+      </w:pPr>
+      <w:rPr>
+        <w:rFonts w:ascii="Symbol" w:hAnsi="Symbol" w:hint="default"/>
+      </w:rPr>
+    </w:lvl>
+    <w:lvl w:ilvl="7" w:tplc="04090003" w:tentative="1">
+      <w:start w:val="1"/>
+      <w:numFmt w:val="bullet"/>
+      <w:lvlText w:val="o"/>
+      <w:lvlJc w:val="left"/>
+      <w:pPr>
+        <w:ind w:left="5760" w:hanging="360"/>
+      </w:pPr>
+      <w:rPr>
+        <w:rFonts w:ascii="Courier New" w:hAnsi="Courier New" w:cs="Courier New" w:hint="default"/>
+      </w:rPr>
+    </w:lvl>
+    <w:lvl w:ilvl="8" w:tplc="04090005" w:tentative="1">
+      <w:start w:val="1"/>
+      <w:numFmt w:val="bullet"/>
+      <w:lvlText w:val=""/>
+      <w:lvlJc w:val="left"/>
+      <w:pPr>
+        <w:ind w:left="6480" w:hanging="360"/>
+      </w:pPr>
+      <w:rPr>
+        <w:rFonts w:ascii="Wingdings" w:hAnsi="Wingdings" w:hint="default"/>
+      </w:rPr>
+    </w:lvl>
+  </w:abstractNum>
+  <w:abstractNum w:abstractNumId="2" w15:restartNumberingAfterBreak="0">
+    <w:nsid w:val="18C90E23"/>
+    <w:multiLevelType w:val="hybridMultilevel"/>
+    <w:tmpl w:val="07861DA6"/>
+    <w:lvl w:ilvl="0" w:tplc="0409000F">
+      <w:start w:val="1"/>
+      <w:numFmt w:val="decimal"/>
+      <w:lvlText w:val="%1."/>
+      <w:lvlJc w:val="left"/>
+      <w:pPr>
+        <w:ind w:left="1440" w:hanging="360"/>
+      </w:pPr>
+    </w:lvl>
+    <w:lvl w:ilvl="1" w:tplc="0204B4FE">
+      <w:numFmt w:val="bullet"/>
+      <w:lvlText w:val="-"/>
+      <w:lvlJc w:val="left"/>
+      <w:pPr>
+        <w:ind w:left="720" w:hanging="360"/>
+      </w:pPr>
+      <w:rPr>
+        <w:rFonts w:ascii="Roboto" w:eastAsiaTheme="minorHAnsi" w:hAnsi="Roboto" w:cstheme="minorBidi" w:hint="default"/>
+      </w:rPr>
+    </w:lvl>
+    <w:lvl w:ilvl="2" w:tplc="0409001B" w:tentative="1">
+      <w:start w:val="1"/>
+      <w:numFmt w:val="lowerRoman"/>
+      <w:lvlText w:val="%3."/>
+      <w:lvlJc w:val="right"/>
+      <w:pPr>
+        <w:ind w:left="2880" w:hanging="180"/>
+      </w:pPr>
+    </w:lvl>
+    <w:lvl w:ilvl="3" w:tplc="0409000F" w:tentative="1">
+      <w:start w:val="1"/>
+      <w:numFmt w:val="decimal"/>
+      <w:lvlText w:val="%4."/>
+      <w:lvlJc w:val="left"/>
+      <w:pPr>
+        <w:ind w:left="3600" w:hanging="360"/>
+      </w:pPr>
+    </w:lvl>
+    <w:lvl w:ilvl="4" w:tplc="04090019" w:tentative="1">
+      <w:start w:val="1"/>
+      <w:numFmt w:val="lowerLetter"/>
+      <w:lvlText w:val="%5."/>
+      <w:lvlJc w:val="left"/>
+      <w:pPr>
+        <w:ind w:left="4320" w:hanging="360"/>
+      </w:pPr>
+    </w:lvl>
+    <w:lvl w:ilvl="5" w:tplc="0409001B" w:tentative="1">
+      <w:start w:val="1"/>
+      <w:numFmt w:val="lowerRoman"/>
+      <w:lvlText w:val="%6."/>
+      <w:lvlJc w:val="right"/>
+      <w:pPr>
+        <w:ind w:left="5040" w:hanging="180"/>
+      </w:pPr>
+    </w:lvl>
+    <w:lvl w:ilvl="6" w:tplc="0409000F" w:tentative="1">
+      <w:start w:val="1"/>
+      <w:numFmt w:val="decimal"/>
+      <w:lvlText w:val="%7."/>
+      <w:lvlJc w:val="left"/>
+      <w:pPr>
+        <w:ind w:left="5760" w:hanging="360"/>
+      </w:pPr>
+    </w:lvl>
+    <w:lvl w:ilvl="7" w:tplc="04090019" w:tentative="1">
+      <w:start w:val="1"/>
+      <w:numFmt w:val="lowerLetter"/>
+      <w:lvlText w:val="%8."/>
+      <w:lvlJc w:val="left"/>
+      <w:pPr>
+        <w:ind w:left="6480" w:hanging="360"/>
+      </w:pPr>
+    </w:lvl>
+    <w:lvl w:ilvl="8" w:tplc="0409001B" w:tentative="1">
+      <w:start w:val="1"/>
+      <w:numFmt w:val="lowerRoman"/>
+      <w:lvlText w:val="%9."/>
+      <w:lvlJc w:val="right"/>
+      <w:pPr>
+        <w:ind w:left="7200" w:hanging="180"/>
+      </w:pPr>
+    </w:lvl>
+  </w:abstractNum>
+  <w:abstractNum w:abstractNumId="3" w15:restartNumberingAfterBreak="0">
     <w:nsid w:val="23D306FB"/>
     <w:multiLevelType w:val="hybridMultilevel"/>
     <w:tmpl w:val="04B84FD4"/>
@@ -629,7 +3288,7 @@
       </w:pPr>
     </w:lvl>
   </w:abstractNum>
-  <w:abstractNum w:abstractNumId="1" w15:restartNumberingAfterBreak="0">
+  <w:abstractNum w:abstractNumId="4" w15:restartNumberingAfterBreak="0">
     <w:nsid w:val="2D874233"/>
     <w:multiLevelType w:val="hybridMultilevel"/>
     <w:tmpl w:val="BEB6C546"/>
@@ -718,7 +3377,119 @@
       </w:pPr>
     </w:lvl>
   </w:abstractNum>
-  <w:abstractNum w:abstractNumId="2" w15:restartNumberingAfterBreak="0">
+  <w:abstractNum w:abstractNumId="5" w15:restartNumberingAfterBreak="0">
+    <w:nsid w:val="33DE1B93"/>
+    <w:multiLevelType w:val="hybridMultilevel"/>
+    <w:tmpl w:val="38B26996"/>
+    <w:lvl w:ilvl="0" w:tplc="0204B4FE">
+      <w:numFmt w:val="bullet"/>
+      <w:lvlText w:val="-"/>
+      <w:lvlJc w:val="left"/>
+      <w:pPr>
+        <w:ind w:left="720" w:hanging="360"/>
+      </w:pPr>
+      <w:rPr>
+        <w:rFonts w:ascii="Roboto" w:eastAsiaTheme="minorHAnsi" w:hAnsi="Roboto" w:cstheme="minorBidi" w:hint="default"/>
+      </w:rPr>
+    </w:lvl>
+    <w:lvl w:ilvl="1" w:tplc="04090005">
+      <w:start w:val="1"/>
+      <w:numFmt w:val="bullet"/>
+      <w:lvlText w:val=""/>
+      <w:lvlJc w:val="left"/>
+      <w:pPr>
+        <w:ind w:left="1440" w:hanging="360"/>
+      </w:pPr>
+      <w:rPr>
+        <w:rFonts w:ascii="Wingdings" w:hAnsi="Wingdings" w:hint="default"/>
+      </w:rPr>
+    </w:lvl>
+    <w:lvl w:ilvl="2" w:tplc="04090005" w:tentative="1">
+      <w:start w:val="1"/>
+      <w:numFmt w:val="bullet"/>
+      <w:lvlText w:val=""/>
+      <w:lvlJc w:val="left"/>
+      <w:pPr>
+        <w:ind w:left="2160" w:hanging="360"/>
+      </w:pPr>
+      <w:rPr>
+        <w:rFonts w:ascii="Wingdings" w:hAnsi="Wingdings" w:hint="default"/>
+      </w:rPr>
+    </w:lvl>
+    <w:lvl w:ilvl="3" w:tplc="04090001" w:tentative="1">
+      <w:start w:val="1"/>
+      <w:numFmt w:val="bullet"/>
+      <w:lvlText w:val=""/>
+      <w:lvlJc w:val="left"/>
+      <w:pPr>
+        <w:ind w:left="2880" w:hanging="360"/>
+      </w:pPr>
+      <w:rPr>
+        <w:rFonts w:ascii="Symbol" w:hAnsi="Symbol" w:hint="default"/>
+      </w:rPr>
+    </w:lvl>
+    <w:lvl w:ilvl="4" w:tplc="04090003" w:tentative="1">
+      <w:start w:val="1"/>
+      <w:numFmt w:val="bullet"/>
+      <w:lvlText w:val="o"/>
+      <w:lvlJc w:val="left"/>
+      <w:pPr>
+        <w:ind w:left="3600" w:hanging="360"/>
+      </w:pPr>
+      <w:rPr>
+        <w:rFonts w:ascii="Courier New" w:hAnsi="Courier New" w:cs="Courier New" w:hint="default"/>
+      </w:rPr>
+    </w:lvl>
+    <w:lvl w:ilvl="5" w:tplc="04090005" w:tentative="1">
+      <w:start w:val="1"/>
+      <w:numFmt w:val="bullet"/>
+      <w:lvlText w:val=""/>
+      <w:lvlJc w:val="left"/>
+      <w:pPr>
+        <w:ind w:left="4320" w:hanging="360"/>
+      </w:pPr>
+      <w:rPr>
+        <w:rFonts w:ascii="Wingdings" w:hAnsi="Wingdings" w:hint="default"/>
+      </w:rPr>
+    </w:lvl>
+    <w:lvl w:ilvl="6" w:tplc="04090001" w:tentative="1">
+      <w:start w:val="1"/>
+      <w:numFmt w:val="bullet"/>
+      <w:lvlText w:val=""/>
+      <w:lvlJc w:val="left"/>
+      <w:pPr>
+        <w:ind w:left="5040" w:hanging="360"/>
+      </w:pPr>
+      <w:rPr>
+        <w:rFonts w:ascii="Symbol" w:hAnsi="Symbol" w:hint="default"/>
+      </w:rPr>
+    </w:lvl>
+    <w:lvl w:ilvl="7" w:tplc="04090003" w:tentative="1">
+      <w:start w:val="1"/>
+      <w:numFmt w:val="bullet"/>
+      <w:lvlText w:val="o"/>
+      <w:lvlJc w:val="left"/>
+      <w:pPr>
+        <w:ind w:left="5760" w:hanging="360"/>
+      </w:pPr>
+      <w:rPr>
+        <w:rFonts w:ascii="Courier New" w:hAnsi="Courier New" w:cs="Courier New" w:hint="default"/>
+      </w:rPr>
+    </w:lvl>
+    <w:lvl w:ilvl="8" w:tplc="04090005" w:tentative="1">
+      <w:start w:val="1"/>
+      <w:numFmt w:val="bullet"/>
+      <w:lvlText w:val=""/>
+      <w:lvlJc w:val="left"/>
+      <w:pPr>
+        <w:ind w:left="6480" w:hanging="360"/>
+      </w:pPr>
+      <w:rPr>
+        <w:rFonts w:ascii="Wingdings" w:hAnsi="Wingdings" w:hint="default"/>
+      </w:rPr>
+    </w:lvl>
+  </w:abstractNum>
+  <w:abstractNum w:abstractNumId="6" w15:restartNumberingAfterBreak="0">
     <w:nsid w:val="3848582A"/>
     <w:multiLevelType w:val="hybridMultilevel"/>
     <w:tmpl w:val="91C0F5BC"/>
@@ -807,7 +3578,7 @@
       </w:pPr>
     </w:lvl>
   </w:abstractNum>
-  <w:abstractNum w:abstractNumId="3" w15:restartNumberingAfterBreak="0">
+  <w:abstractNum w:abstractNumId="7" w15:restartNumberingAfterBreak="0">
     <w:nsid w:val="467A793D"/>
     <w:multiLevelType w:val="hybridMultilevel"/>
     <w:tmpl w:val="BEA202B4"/>
@@ -920,7 +3691,7 @@
       </w:rPr>
     </w:lvl>
   </w:abstractNum>
-  <w:abstractNum w:abstractNumId="4" w15:restartNumberingAfterBreak="0">
+  <w:abstractNum w:abstractNumId="8" w15:restartNumberingAfterBreak="0">
     <w:nsid w:val="6245388F"/>
     <w:multiLevelType w:val="hybridMultilevel"/>
     <w:tmpl w:val="56928818"/>
@@ -1009,10 +3780,10 @@
       </w:pPr>
     </w:lvl>
   </w:abstractNum>
-  <w:abstractNum w:abstractNumId="5" w15:restartNumberingAfterBreak="0">
+  <w:abstractNum w:abstractNumId="9" w15:restartNumberingAfterBreak="0">
     <w:nsid w:val="633E2052"/>
     <w:multiLevelType w:val="hybridMultilevel"/>
-    <w:tmpl w:val="07C431CC"/>
+    <w:tmpl w:val="86725708"/>
     <w:lvl w:ilvl="0" w:tplc="0204B4FE">
       <w:numFmt w:val="bullet"/>
       <w:lvlText w:val="-"/>
@@ -1024,7 +3795,7 @@
         <w:rFonts w:ascii="Roboto" w:eastAsiaTheme="minorHAnsi" w:hAnsi="Roboto" w:cstheme="minorBidi" w:hint="default"/>
       </w:rPr>
     </w:lvl>
-    <w:lvl w:ilvl="1" w:tplc="04090003" w:tentative="1">
+    <w:lvl w:ilvl="1" w:tplc="04090003">
       <w:start w:val="1"/>
       <w:numFmt w:val="bullet"/>
       <w:lvlText w:val="o"/>
@@ -1121,7 +3892,7 @@
       </w:rPr>
     </w:lvl>
   </w:abstractNum>
-  <w:abstractNum w:abstractNumId="6" w15:restartNumberingAfterBreak="0">
+  <w:abstractNum w:abstractNumId="10" w15:restartNumberingAfterBreak="0">
     <w:nsid w:val="6BB419D9"/>
     <w:multiLevelType w:val="hybridMultilevel"/>
     <w:tmpl w:val="3AE4CDAA"/>
@@ -1234,25 +4005,37 @@
     </w:lvl>
   </w:abstractNum>
   <w:num w:numId="1">
+    <w:abstractNumId w:val="10"/>
+  </w:num>
+  <w:num w:numId="2">
+    <w:abstractNumId w:val="9"/>
+  </w:num>
+  <w:num w:numId="3">
+    <w:abstractNumId w:val="4"/>
+  </w:num>
+  <w:num w:numId="4">
+    <w:abstractNumId w:val="8"/>
+  </w:num>
+  <w:num w:numId="5">
     <w:abstractNumId w:val="6"/>
   </w:num>
-  <w:num w:numId="2">
-    <w:abstractNumId w:val="5"/>
+  <w:num w:numId="6">
+    <w:abstractNumId w:val="7"/>
   </w:num>
-  <w:num w:numId="3">
+  <w:num w:numId="7">
+    <w:abstractNumId w:val="3"/>
+  </w:num>
+  <w:num w:numId="8">
+    <w:abstractNumId w:val="2"/>
+  </w:num>
+  <w:num w:numId="9">
+    <w:abstractNumId w:val="0"/>
+  </w:num>
+  <w:num w:numId="10">
     <w:abstractNumId w:val="1"/>
   </w:num>
-  <w:num w:numId="4">
-    <w:abstractNumId w:val="4"/>
-  </w:num>
-  <w:num w:numId="5">
-    <w:abstractNumId w:val="2"/>
-  </w:num>
-  <w:num w:numId="6">
-    <w:abstractNumId w:val="3"/>
-  </w:num>
-  <w:num w:numId="7">
-    <w:abstractNumId w:val="0"/>
+  <w:num w:numId="11">
+    <w:abstractNumId w:val="5"/>
   </w:num>
 </w:numbering>
 </file>
